--- a/docs/go-to-market/03_Proposal_Templates/FluxMuse_Proposal_Agency_Partner.docx
+++ b/docs/go-to-market/03_Proposal_Templates/FluxMuse_Proposal_Agency_Partner.docx
@@ -325,33 +325,9 @@
             </w:pPr>
             <w:r>
               <w:rPr>
-                <w:b/>
-                <w:color w:val="20242B"/>
-                <w:sz w:val="20"/>
-                <w:shd w:val="clear" w:color="auto" w:fill="FFF1A8"/>
-              </w:rPr>
-              <w:t>[[NAME]]</w:t>
-            </w:r>
-            <w:r>
-              <w:rPr>
                 <w:sz w:val="20"/>
               </w:rPr>
-              <w:t xml:space="preserve">, </w:t>
-            </w:r>
-            <w:r>
-              <w:rPr>
-                <w:b/>
-                <w:color w:val="20242B"/>
-                <w:sz w:val="20"/>
-                <w:shd w:val="clear" w:color="auto" w:fill="FFF1A8"/>
-              </w:rPr>
-              <w:t>[[TITLE]]</w:t>
-            </w:r>
-            <w:r>
-              <w:rPr>
-                <w:sz w:val="20"/>
-              </w:rPr>
-              <w:t>, Fluxmuse Pty Ltd</w:t>
+              <w:t>Thabo Malebadi, Founder, Fluxmuse (Pty) Ltd</w:t>
             </w:r>
           </w:p>
           <w:p>
@@ -360,18 +336,9 @@
             </w:pPr>
             <w:r>
               <w:rPr>
-                <w:b/>
-                <w:color w:val="20242B"/>
-                <w:sz w:val="20"/>
-                <w:shd w:val="clear" w:color="auto" w:fill="FFF1A8"/>
-              </w:rPr>
-              <w:t>[[EMAIL]]</w:t>
-            </w:r>
-            <w:r>
-              <w:rPr>
                 <w:sz w:val="20"/>
               </w:rPr>
-              <w:t xml:space="preserve"> · </w:t>
+              <w:t xml:space="preserve">thabo@fluxmuse.com · </w:t>
             </w:r>
             <w:r>
               <w:rPr>
@@ -460,23 +427,7 @@
           <w:color w:val="5B6570"/>
           <w:sz w:val="17"/>
         </w:rPr>
-        <w:t xml:space="preserve"> only. Prices in South African rand (ZAR) and exclusive of VAT unless stated </w:t>
-      </w:r>
-      <w:r>
-        <w:rPr>
-          <w:b/>
-          <w:color w:val="20242B"/>
-          <w:sz w:val="17"/>
-          <w:shd w:val="clear" w:color="auto" w:fill="FFF1A8"/>
-        </w:rPr>
-        <w:t>[[CONFIRM VAT TREATMENT]]</w:t>
-      </w:r>
-      <w:r>
-        <w:rPr>
-          <w:color w:val="5B6570"/>
-          <w:sz w:val="17"/>
-        </w:rPr>
-        <w:t>.</w:t>
+        <w:t xml:space="preserve"> only. Prices in South African rand (ZAR); the price shown is the amount charged.</w:t>
       </w:r>
     </w:p>
     <w:p>
@@ -647,7 +598,7 @@
                 <w:sz w:val="19"/>
               </w:rPr>
               <w:tab/>
-              <w:t>Quote prices only from the facts file (00_FACTS_AND_ASSUMPTIONS.md). Founding Member prices (Starter R349, Growth R1,399, Scale R3,499 for the first 2 monthly bills) apply to South African sign-ups from 1 December 2026 to 31 January 2027; in Nigeria, Kenya and Ghana the same 30% applies in the first 60 days after each country's launch. Never on the Agency tier. Say “Founding Member badge and priority support” with no duration.</w:t>
+              <w:t>Quote prices only from 08_Prospects/CURRENT_OFFER.md. Every paid plan starts with payment: no trials, no free period. Free is a permanent plan, never a trial and never the lead offer.</w:t>
             </w:r>
           </w:p>
           <w:p>
@@ -684,7 +635,7 @@
                 <w:sz w:val="19"/>
               </w:rPr>
               <w:tab/>
-              <w:t>KPI numbers are always “Target (goal)”, never results. No customer counts, ratings, testimonials or pilot results until consented pilot data exists (from December 2026).</w:t>
+              <w:t>Founding Member is live for South African sign-ups: 30% off the first two monthly bills on Starter, Growth and Scale. No end date is set, so don't print one. Never on Agency or partner wholesale.</w:t>
             </w:r>
           </w:p>
           <w:p>
@@ -721,7 +672,7 @@
                 <w:sz w:val="19"/>
               </w:rPr>
               <w:tab/>
-              <w:t>Instagram publishing, comments and DMs are pending Meta approval (in App Review). Never promise them as live.</w:t>
+              <w:t>Guarantee: only the lead guarantee, always with its conditions. Never promise cash back, sales or results.</w:t>
             </w:r>
           </w:p>
           <w:p>
@@ -758,7 +709,81 @@
                 <w:sz w:val="19"/>
               </w:rPr>
               <w:tab/>
-              <w:t>Quote prices only to businesses in the 23 rail-covered countries. Everyone else, including Botswana and Namibia (coming soon), joins the waitlist: no prices, no checkout.</w:t>
+              <w:t>FluxMuse has no customers or results yet. No customer counts, ratings, testimonials or case-study numbers. KPI numbers are always “Target (goal)”. Describe live features as “newly launched”.</w:t>
+            </w:r>
+          </w:p>
+          <w:p>
+            <w:pPr>
+              <w:tabs>
+                <w:tab w:pos="397" w:val="left"/>
+              </w:tabs>
+              <w:spacing w:after="60"/>
+              <w:ind w:left="397" w:hanging="397"/>
+            </w:pPr>
+            <w:sdt>
+              <w:sdtPr>
+                <w:rPr>
+                  <w:rFonts w:ascii="MS Gothic" w:eastAsia="MS Gothic" w:hAnsi="MS Gothic" w:hint="eastAsia"/>
+                </w:rPr>
+                <w14:checkbox>
+                  <w14:checked w14:val="0"/>
+                  <w14:checkedState w14:val="2612" w14:font="MS Gothic"/>
+                  <w14:uncheckedState w14:val="2610" w14:font="MS Gothic"/>
+                </w14:checkbox>
+              </w:sdtPr>
+              <w:sdtContent>
+                <w:r>
+                  <w:rPr>
+                    <w:rFonts w:ascii="MS Gothic" w:eastAsia="MS Gothic" w:hAnsi="MS Gothic" w:hint="eastAsia"/>
+                    <w:color w:val="20242B"/>
+                  </w:rPr>
+                  <w:t>☐</w:t>
+                </w:r>
+              </w:sdtContent>
+            </w:sdt>
+            <w:r>
+              <w:rPr>
+                <w:sz w:val="19"/>
+              </w:rPr>
+              <w:tab/>
+              <w:t>Being switched on, never live: Facebook and Instagram auto-posting, checkout through FluxMuse, AI Voice (beta), daily digest, store sync. Not available: Instagram DMs and comments, checkout outside South Africa.</w:t>
+            </w:r>
+          </w:p>
+          <w:p>
+            <w:pPr>
+              <w:tabs>
+                <w:tab w:pos="397" w:val="left"/>
+              </w:tabs>
+              <w:spacing w:after="60"/>
+              <w:ind w:left="397" w:hanging="397"/>
+            </w:pPr>
+            <w:sdt>
+              <w:sdtPr>
+                <w:rPr>
+                  <w:rFonts w:ascii="MS Gothic" w:eastAsia="MS Gothic" w:hAnsi="MS Gothic" w:hint="eastAsia"/>
+                </w:rPr>
+                <w14:checkbox>
+                  <w14:checked w14:val="0"/>
+                  <w14:checkedState w14:val="2612" w14:font="MS Gothic"/>
+                  <w14:uncheckedState w14:val="2610" w14:font="MS Gothic"/>
+                </w14:checkbox>
+              </w:sdtPr>
+              <w:sdtContent>
+                <w:r>
+                  <w:rPr>
+                    <w:rFonts w:ascii="MS Gothic" w:eastAsia="MS Gothic" w:hAnsi="MS Gothic" w:hint="eastAsia"/>
+                    <w:color w:val="20242B"/>
+                  </w:rPr>
+                  <w:t>☐</w:t>
+                </w:r>
+              </w:sdtContent>
+            </w:sdt>
+            <w:r>
+              <w:rPr>
+                <w:sz w:val="19"/>
+              </w:rPr>
+              <w:tab/>
+              <w:t>South Africa only for paid plans. Prospects elsewhere join the waitlist: no prices, no checkout.</w:t>
             </w:r>
           </w:p>
           <w:p>
@@ -847,7 +872,7 @@
                 <w:sz w:val="19"/>
               </w:rPr>
               <w:tab/>
-              <w:t>Agencies get the permanent partner wholesale price (R5,599/mo). Never present R5,599 as a 2-month launch discount, and never add Founding Member on top.</w:t>
+              <w:t>Agencies get the partner wholesale price of R6,999/mo (30% off the R9,999 Agency list price). Never present it as a launch discount, and never add Founding Member on top.</w:t>
             </w:r>
           </w:p>
           <w:p>
@@ -1380,7 +1405,7 @@
               <w:rPr>
                 <w:sz w:val="19"/>
               </w:rPr>
-              <w:t>Full white-label, 50 client sub-accounts and reseller billing on one platform, with custom and white-label reports</w:t>
+              <w:t>White-label and multi-client on one platform, with unlimited brands and 80 channels</w:t>
             </w:r>
           </w:p>
         </w:tc>
@@ -1420,7 +1445,7 @@
               <w:rPr>
                 <w:sz w:val="19"/>
               </w:rPr>
-              <w:t>Resell the AI marketing team and checkout inside WhatsApp under your own brand</w:t>
+              <w:t>Resell WhatsApp shops, AI posts and order alerts under your own brand</w:t>
             </w:r>
           </w:p>
         </w:tc>
@@ -1441,7 +1466,7 @@
         <w:drawing>
           <wp:inline xmlns:a="http://schemas.openxmlformats.org/drawingml/2006/main" xmlns:pic="http://schemas.openxmlformats.org/drawingml/2006/picture">
             <wp:extent cx="6120000" cy="3442500"/>
-            <wp:docPr id="2" name="Picture 2" descr="Segment card for agencies: margin squeeze, manual reporting and client demand for WhatsApp commerce, matched to wholesale pricing, white-label sub-accounts and reseller billing."/>
+            <wp:docPr id="2" name="Picture 2" descr="Segment card for agencies: margin squeeze, manual reporting and client demand for WhatsApp commerce, matched to wholesale pricing and white-label, multi-client tools."/>
             <wp:cNvGraphicFramePr>
               <a:graphicFrameLocks noChangeAspect="1"/>
             </wp:cNvGraphicFramePr>
@@ -1546,7 +1571,7 @@
               <w:rPr>
                 <w:sz w:val="19"/>
               </w:rPr>
-              <w:t>Live today on the Agency tier: full white-label, client sub-accounts, reseller billing and the partner directory.</w:t>
+              <w:t>FluxMuse is newly launched and has no agency partners yet. You would be among the first, and we set you up by hand.</w:t>
             </w:r>
           </w:p>
           <w:p>
@@ -1557,7 +1582,27 @@
               <w:rPr>
                 <w:sz w:val="19"/>
               </w:rPr>
-              <w:t>On the roadmap (indicative, not dated): the wider Flux_Partner programme, including referral tracking and partner-managed workspaces. We'll confirm dates before they're offered.</w:t>
+              <w:t xml:space="preserve">On the Agency tier: white-label, multi-client, unlimited brands, 80 channels, bring your own cloud. </w:t>
+            </w:r>
+            <w:r>
+              <w:rPr>
+                <w:b/>
+                <w:color w:val="20242B"/>
+                <w:sz w:val="19"/>
+                <w:shd w:val="clear" w:color="auto" w:fill="FFF1A8"/>
+              </w:rPr>
+              <w:t>[[FOUNDER TO CONFIRM: reseller billing and partner directory status]]</w:t>
+            </w:r>
+          </w:p>
+          <w:p>
+            <w:pPr>
+              <w:spacing w:after="80"/>
+            </w:pPr>
+            <w:r>
+              <w:rPr>
+                <w:sz w:val="19"/>
+              </w:rPr>
+              <w:t>On the roadmap (indicative, not dated): referral tracking and the wider Flux_Partner programme.</w:t>
             </w:r>
           </w:p>
         </w:tc>
@@ -1671,7 +1716,7 @@
                 <w:b/>
                 <w:sz w:val="19"/>
               </w:rPr>
-              <w:t>Full white-label</w:t>
+              <w:t>White-label</w:t>
             </w:r>
           </w:p>
         </w:tc>
@@ -1721,7 +1766,7 @@
                 <w:b/>
                 <w:sz w:val="19"/>
               </w:rPr>
-              <w:t>50 client sub-accounts</w:t>
+              <w:t>Multi-client</w:t>
             </w:r>
           </w:p>
         </w:tc>
@@ -1739,7 +1784,16 @@
               <w:rPr>
                 <w:sz w:val="19"/>
               </w:rPr>
-              <w:t>One workspace per client, managed by your team</w:t>
+              <w:t xml:space="preserve">One workspace per client, managed by your team </w:t>
+            </w:r>
+            <w:r>
+              <w:rPr>
+                <w:b/>
+                <w:color w:val="20242B"/>
+                <w:sz w:val="19"/>
+                <w:shd w:val="clear" w:color="auto" w:fill="FFF1A8"/>
+              </w:rPr>
+              <w:t>[[CONFIRM: sub-account limit]]</w:t>
             </w:r>
           </w:p>
         </w:tc>
@@ -1762,7 +1816,7 @@
                 <w:b/>
                 <w:sz w:val="19"/>
               </w:rPr>
-              <w:t>Reseller billing</w:t>
+              <w:t>Unlimited brands, 80 channels</w:t>
             </w:r>
           </w:p>
         </w:tc>
@@ -1779,7 +1833,7 @@
               <w:rPr>
                 <w:sz w:val="19"/>
               </w:rPr>
-              <w:t>Bill clients at the retail price you set</w:t>
+              <w:t>Across all your clients</w:t>
             </w:r>
           </w:p>
         </w:tc>
@@ -1803,7 +1857,7 @@
                 <w:b/>
                 <w:sz w:val="19"/>
               </w:rPr>
-              <w:t>80 channels</w:t>
+              <w:t>Bring your own cloud</w:t>
             </w:r>
           </w:p>
         </w:tc>
@@ -1821,7 +1875,16 @@
               <w:rPr>
                 <w:sz w:val="19"/>
               </w:rPr>
-              <w:t>WhatsApp, Facebook Pages, Messenger, email, SMS, USSD and more across your clients (Instagram once Meta approves it)</w:t>
+              <w:t xml:space="preserve">Run on your own cloud account if you want to </w:t>
+            </w:r>
+            <w:r>
+              <w:rPr>
+                <w:b/>
+                <w:color w:val="20242B"/>
+                <w:sz w:val="19"/>
+                <w:shd w:val="clear" w:color="auto" w:fill="FFF1A8"/>
+              </w:rPr>
+              <w:t>[[CONFIRM SCOPE]]</w:t>
             </w:r>
           </w:p>
         </w:tc>
@@ -1844,7 +1907,7 @@
                 <w:b/>
                 <w:sz w:val="19"/>
               </w:rPr>
-              <w:t>500,000 AI credits a month</w:t>
+              <w:t>AI credits</w:t>
             </w:r>
           </w:p>
         </w:tc>
@@ -1861,7 +1924,7 @@
               <w:rPr>
                 <w:sz w:val="19"/>
               </w:rPr>
-              <w:t xml:space="preserve">For Strategist, Creator, Publisher, Analyst and specialist Flux agents </w:t>
+              <w:t xml:space="preserve">Included; see fluxmuse.ai/pricing </w:t>
             </w:r>
             <w:r>
               <w:rPr>
@@ -1870,7 +1933,7 @@
                 <w:sz w:val="19"/>
                 <w:shd w:val="clear" w:color="auto" w:fill="FFF1A8"/>
               </w:rPr>
-              <w:t>[[CONFIRM HOW CREDITS ARE SHARED ACROSS SUB-ACCOUNTS]]</w:t>
+              <w:t>[[CONFIRM HOW CREDITS ARE SHARED ACROSS CLIENTS]]</w:t>
             </w:r>
           </w:p>
         </w:tc>
@@ -1894,7 +1957,7 @@
                 <w:b/>
                 <w:sz w:val="19"/>
               </w:rPr>
-              <w:t>Unlimited brands</w:t>
+              <w:t>Live for your clients (newly launched)</w:t>
             </w:r>
           </w:p>
         </w:tc>
@@ -1912,7 +1975,7 @@
               <w:rPr>
                 <w:sz w:val="19"/>
               </w:rPr>
-              <w:t>No per-brand limit on the Agency plan</w:t>
+              <w:t>WhatsApp Concierge, hosted shop links, order alerts, AI captions, images and short video, WhatsApp broadcasts to opted-in contacts, TikTok video posting</w:t>
             </w:r>
           </w:p>
         </w:tc>
@@ -1935,7 +1998,7 @@
                 <w:b/>
                 <w:sz w:val="19"/>
               </w:rPr>
-              <w:t>Dedicated support</w:t>
+              <w:t>Being switched on</w:t>
             </w:r>
           </w:p>
         </w:tc>
@@ -1952,16 +2015,7 @@
               <w:rPr>
                 <w:sz w:val="19"/>
               </w:rPr>
-              <w:t xml:space="preserve">A named contact at FluxMuse: </w:t>
-            </w:r>
-            <w:r>
-              <w:rPr>
-                <w:b/>
-                <w:color w:val="20242B"/>
-                <w:sz w:val="19"/>
-                <w:shd w:val="clear" w:color="auto" w:fill="FFF1A8"/>
-              </w:rPr>
-              <w:t>[[NAME]]</w:t>
+              <w:t>Checkout through FluxMuse, Facebook and Instagram auto-posting, AI Voice (beta)</w:t>
             </w:r>
           </w:p>
         </w:tc>
@@ -1985,7 +2039,7 @@
                 <w:b/>
                 <w:sz w:val="19"/>
               </w:rPr>
-              <w:t>WhatsApp commerce for clients</w:t>
+              <w:t>Support</w:t>
             </w:r>
           </w:p>
         </w:tc>
@@ -2003,98 +2057,7 @@
               <w:rPr>
                 <w:sz w:val="19"/>
               </w:rPr>
-              <w:t>Catalog, checkout in chat, order updates and abandoned-cart recovery</w:t>
-            </w:r>
-          </w:p>
-        </w:tc>
-      </w:tr>
-      <w:tr>
-        <w:trPr>
-          <w:cantSplit/>
-        </w:trPr>
-        <w:tc>
-          <w:tcPr>
-            <w:tcW w:type="dxa" w:w="2608"/>
-            <w:vAlign w:val="center"/>
-          </w:tcPr>
-          <w:p>
-            <w:pPr>
-              <w:spacing w:after="20" w:line="252" w:lineRule="auto"/>
-            </w:pPr>
-            <w:r>
-              <w:rPr>
-                <w:b/>
-                <w:sz w:val="19"/>
-              </w:rPr>
-              <w:t>Local payments</w:t>
-            </w:r>
-          </w:p>
-        </w:tc>
-        <w:tc>
-          <w:tcPr>
-            <w:tcW w:type="dxa" w:w="7030"/>
-            <w:vAlign w:val="center"/>
-          </w:tcPr>
-          <w:p>
-            <w:pPr>
-              <w:spacing w:after="20" w:line="252" w:lineRule="auto"/>
-            </w:pPr>
-            <w:r>
-              <w:rPr>
-                <w:sz w:val="19"/>
-              </w:rPr>
-              <w:t>5 payment rails across 23 African countries</w:t>
-            </w:r>
-          </w:p>
-        </w:tc>
-      </w:tr>
-      <w:tr>
-        <w:trPr>
-          <w:cantSplit/>
-        </w:trPr>
-        <w:tc>
-          <w:tcPr>
-            <w:tcW w:type="dxa" w:w="2608"/>
-            <w:shd w:val="clear" w:color="auto" w:fill="FAFAFB"/>
-            <w:vAlign w:val="center"/>
-          </w:tcPr>
-          <w:p>
-            <w:pPr>
-              <w:spacing w:after="20" w:line="252" w:lineRule="auto"/>
-            </w:pPr>
-            <w:r>
-              <w:rPr>
-                <w:b/>
-                <w:sz w:val="19"/>
-              </w:rPr>
-              <w:t>Partner directory</w:t>
-            </w:r>
-          </w:p>
-        </w:tc>
-        <w:tc>
-          <w:tcPr>
-            <w:tcW w:type="dxa" w:w="7030"/>
-            <w:shd w:val="clear" w:color="auto" w:fill="FAFAFB"/>
-            <w:vAlign w:val="center"/>
-          </w:tcPr>
-          <w:p>
-            <w:pPr>
-              <w:spacing w:after="20" w:line="252" w:lineRule="auto"/>
-            </w:pPr>
-            <w:r>
-              <w:rPr>
-                <w:sz w:val="19"/>
-              </w:rPr>
-              <w:t xml:space="preserve">Listing so businesses can find you </w:t>
-            </w:r>
-            <w:r>
-              <w:rPr>
-                <w:b/>
-                <w:color w:val="20242B"/>
-                <w:sz w:val="19"/>
-                <w:shd w:val="clear" w:color="auto" w:fill="FFF1A8"/>
-              </w:rPr>
-              <w:t>[[CONFIRM LISTING CRITERIA]]</w:t>
+              <w:t>Direct line to Thabo Malebadi, thabo@fluxmuse.com</w:t>
             </w:r>
           </w:p>
         </w:tc>
@@ -2127,7 +2090,7 @@
       </w:r>
       <w:r>
         <w:rPr/>
-        <w:t>, permanently, then set their own retail price for clients. Same inclusions as the Agency plan.</w:t>
+        <w:t xml:space="preserve"> for as long as the partner agreement is active, then set their own retail price for clients. Same inclusions as the Agency plan.</w:t>
       </w:r>
     </w:p>
     <w:tbl>
@@ -2150,14 +2113,12 @@
           <w:right w:w="100" w:type="dxa"/>
         </w:tblCellMar>
         <w:tblLook w:firstColumn="1" w:firstRow="1" w:lastColumn="0" w:lastRow="0" w:noHBand="0" w:noVBand="1" w:val="04A0"/>
-        <w:tblCaption w:val="Partner wholesale pricing by currency"/>
+        <w:tblCaption w:val="Partner wholesale pricing"/>
       </w:tblPr>
       <w:tblGrid>
-        <w:gridCol w:w="1247"/>
-        <w:gridCol w:w="2607"/>
-        <w:gridCol w:w="1814"/>
-        <w:gridCol w:w="2040"/>
-        <w:gridCol w:w="1927"/>
+        <w:gridCol w:w="2834"/>
+        <w:gridCol w:w="3401"/>
+        <w:gridCol w:w="3401"/>
       </w:tblGrid>
       <w:tr>
         <w:trPr>
@@ -2166,7 +2127,7 @@
         </w:trPr>
         <w:tc>
           <w:tcPr>
-            <w:tcW w:type="dxa" w:w="1247"/>
+            <w:tcW w:type="dxa" w:w="2835"/>
             <w:shd w:val="clear" w:color="auto" w:fill="FF6A00"/>
             <w:vAlign w:val="center"/>
           </w:tcPr>
@@ -2175,42 +2136,11 @@
               <w:keepNext/>
               <w:spacing w:after="20" w:line="252" w:lineRule="auto"/>
             </w:pPr>
-            <w:r>
-              <w:rPr>
-                <w:rFonts w:ascii="Poppins" w:hAnsi="Poppins" w:cs="Poppins" w:eastAsia="Poppins"/>
-                <w:b/>
-                <w:color w:val="20242B"/>
-                <w:sz w:val="19"/>
-              </w:rPr>
-              <w:t>Currency</w:t>
-            </w:r>
           </w:p>
         </w:tc>
         <w:tc>
           <w:tcPr>
-            <w:tcW w:type="dxa" w:w="2608"/>
-            <w:shd w:val="clear" w:color="auto" w:fill="FF6A00"/>
-            <w:vAlign w:val="center"/>
-          </w:tcPr>
-          <w:p>
-            <w:pPr>
-              <w:keepNext/>
-              <w:spacing w:after="20" w:line="252" w:lineRule="auto"/>
-            </w:pPr>
-            <w:r>
-              <w:rPr>
-                <w:rFonts w:ascii="Poppins" w:hAnsi="Poppins" w:cs="Poppins" w:eastAsia="Poppins"/>
-                <w:b/>
-                <w:color w:val="20242B"/>
-                <w:sz w:val="19"/>
-              </w:rPr>
-              <w:t>Where</w:t>
-            </w:r>
-          </w:p>
-        </w:tc>
-        <w:tc>
-          <w:tcPr>
-            <w:tcW w:type="dxa" w:w="1814"/>
+            <w:tcW w:type="dxa" w:w="3402"/>
             <w:shd w:val="clear" w:color="auto" w:fill="FF6A00"/>
             <w:vAlign w:val="center"/>
           </w:tcPr>
@@ -2227,13 +2157,13 @@
                 <w:color w:val="20242B"/>
                 <w:sz w:val="19"/>
               </w:rPr>
-              <w:t>Agency list /mo</w:t>
+              <w:t>Agency list</w:t>
             </w:r>
           </w:p>
         </w:tc>
         <w:tc>
           <w:tcPr>
-            <w:tcW w:type="dxa" w:w="2041"/>
+            <w:tcW w:type="dxa" w:w="3402"/>
             <w:shd w:val="clear" w:color="auto" w:fill="FF6A00"/>
             <w:vAlign w:val="center"/>
           </w:tcPr>
@@ -2250,30 +2180,7 @@
                 <w:color w:val="20242B"/>
                 <w:sz w:val="19"/>
               </w:rPr>
-              <w:t>Partner wholesale /mo</w:t>
-            </w:r>
-          </w:p>
-        </w:tc>
-        <w:tc>
-          <w:tcPr>
-            <w:tcW w:type="dxa" w:w="1928"/>
-            <w:shd w:val="clear" w:color="auto" w:fill="FF6A00"/>
-            <w:vAlign w:val="center"/>
-          </w:tcPr>
-          <w:p>
-            <w:pPr>
-              <w:keepNext/>
-              <w:spacing w:after="20" w:line="252" w:lineRule="auto"/>
-              <w:jc w:val="right"/>
-            </w:pPr>
-            <w:r>
-              <w:rPr>
-                <w:rFonts w:ascii="Poppins" w:hAnsi="Poppins" w:cs="Poppins" w:eastAsia="Poppins"/>
-                <w:b/>
-                <w:color w:val="20242B"/>
-                <w:sz w:val="19"/>
-              </w:rPr>
-              <w:t>Partner wholesale /yr</w:t>
+              <w:t>Partner wholesale</w:t>
             </w:r>
           </w:p>
         </w:tc>
@@ -2284,7 +2191,7 @@
         </w:trPr>
         <w:tc>
           <w:tcPr>
-            <w:tcW w:type="dxa" w:w="1247"/>
+            <w:tcW w:type="dxa" w:w="2835"/>
             <w:shd w:val="clear" w:color="auto" w:fill="FFF4EB"/>
             <w:vAlign w:val="center"/>
           </w:tcPr>
@@ -2297,31 +2204,13 @@
                 <w:b/>
                 <w:sz w:val="19"/>
               </w:rPr>
-              <w:t>ZAR</w:t>
+              <w:t>Monthly</w:t>
             </w:r>
           </w:p>
         </w:tc>
         <w:tc>
           <w:tcPr>
-            <w:tcW w:type="dxa" w:w="2608"/>
-            <w:shd w:val="clear" w:color="auto" w:fill="FFF4EB"/>
-            <w:vAlign w:val="center"/>
-          </w:tcPr>
-          <w:p>
-            <w:pPr>
-              <w:spacing w:after="20" w:line="252" w:lineRule="auto"/>
-            </w:pPr>
-            <w:r>
-              <w:rPr>
-                <w:sz w:val="19"/>
-              </w:rPr>
-              <w:t>South Africa</w:t>
-            </w:r>
-          </w:p>
-        </w:tc>
-        <w:tc>
-          <w:tcPr>
-            <w:tcW w:type="dxa" w:w="1814"/>
+            <w:tcW w:type="dxa" w:w="3402"/>
             <w:shd w:val="clear" w:color="auto" w:fill="FFF4EB"/>
             <w:vAlign w:val="center"/>
           </w:tcPr>
@@ -2334,13 +2223,13 @@
               <w:rPr>
                 <w:sz w:val="19"/>
               </w:rPr>
-              <w:t>R7,999</w:t>
+              <w:t>R9,999</w:t>
             </w:r>
           </w:p>
         </w:tc>
         <w:tc>
           <w:tcPr>
-            <w:tcW w:type="dxa" w:w="2041"/>
+            <w:tcW w:type="dxa" w:w="3402"/>
             <w:shd w:val="clear" w:color="auto" w:fill="FFF4EB"/>
             <w:vAlign w:val="center"/>
           </w:tcPr>
@@ -2353,26 +2242,7 @@
               <w:rPr>
                 <w:sz w:val="19"/>
               </w:rPr>
-              <w:t>R5,599</w:t>
-            </w:r>
-          </w:p>
-        </w:tc>
-        <w:tc>
-          <w:tcPr>
-            <w:tcW w:type="dxa" w:w="1928"/>
-            <w:shd w:val="clear" w:color="auto" w:fill="FFF4EB"/>
-            <w:vAlign w:val="center"/>
-          </w:tcPr>
-          <w:p>
-            <w:pPr>
-              <w:spacing w:after="20" w:line="252" w:lineRule="auto"/>
-              <w:jc w:val="right"/>
-            </w:pPr>
-            <w:r>
-              <w:rPr>
-                <w:sz w:val="19"/>
-              </w:rPr>
-              <w:t>R55,990</w:t>
+              <w:t>R6,999</w:t>
             </w:r>
           </w:p>
         </w:tc>
@@ -2383,7 +2253,7 @@
         </w:trPr>
         <w:tc>
           <w:tcPr>
-            <w:tcW w:type="dxa" w:w="1247"/>
+            <w:tcW w:type="dxa" w:w="2835"/>
             <w:shd w:val="clear" w:color="auto" w:fill="FAFAFB"/>
             <w:vAlign w:val="center"/>
           </w:tcPr>
@@ -2396,31 +2266,13 @@
                 <w:b/>
                 <w:sz w:val="19"/>
               </w:rPr>
-              <w:t>NGN</w:t>
+              <w:t>Annual (10× monthly)</w:t>
             </w:r>
           </w:p>
         </w:tc>
         <w:tc>
           <w:tcPr>
-            <w:tcW w:type="dxa" w:w="2608"/>
-            <w:shd w:val="clear" w:color="auto" w:fill="FAFAFB"/>
-            <w:vAlign w:val="center"/>
-          </w:tcPr>
-          <w:p>
-            <w:pPr>
-              <w:spacing w:after="20" w:line="252" w:lineRule="auto"/>
-            </w:pPr>
-            <w:r>
-              <w:rPr>
-                <w:sz w:val="19"/>
-              </w:rPr>
-              <w:t>Nigeria</w:t>
-            </w:r>
-          </w:p>
-        </w:tc>
-        <w:tc>
-          <w:tcPr>
-            <w:tcW w:type="dxa" w:w="1814"/>
+            <w:tcW w:type="dxa" w:w="3402"/>
             <w:shd w:val="clear" w:color="auto" w:fill="FAFAFB"/>
             <w:vAlign w:val="center"/>
           </w:tcPr>
@@ -2433,13 +2285,13 @@
               <w:rPr>
                 <w:sz w:val="19"/>
               </w:rPr>
-              <w:t>₦662,000</w:t>
+              <w:t>R99,990</w:t>
             </w:r>
           </w:p>
         </w:tc>
         <w:tc>
           <w:tcPr>
-            <w:tcW w:type="dxa" w:w="2041"/>
+            <w:tcW w:type="dxa" w:w="3402"/>
             <w:shd w:val="clear" w:color="auto" w:fill="FAFAFB"/>
             <w:vAlign w:val="center"/>
           </w:tcPr>
@@ -2452,313 +2304,7 @@
               <w:rPr>
                 <w:sz w:val="19"/>
               </w:rPr>
-              <w:t>₦463,000</w:t>
-            </w:r>
-          </w:p>
-        </w:tc>
-        <w:tc>
-          <w:tcPr>
-            <w:tcW w:type="dxa" w:w="1928"/>
-            <w:shd w:val="clear" w:color="auto" w:fill="FAFAFB"/>
-            <w:vAlign w:val="center"/>
-          </w:tcPr>
-          <w:p>
-            <w:pPr>
-              <w:spacing w:after="20" w:line="252" w:lineRule="auto"/>
-              <w:jc w:val="right"/>
-            </w:pPr>
-            <w:r>
-              <w:rPr>
-                <w:sz w:val="19"/>
-              </w:rPr>
-              <w:t>₦4,630,000</w:t>
-            </w:r>
-          </w:p>
-        </w:tc>
-      </w:tr>
-      <w:tr>
-        <w:trPr>
-          <w:cantSplit/>
-        </w:trPr>
-        <w:tc>
-          <w:tcPr>
-            <w:tcW w:type="dxa" w:w="1247"/>
-            <w:vAlign w:val="center"/>
-          </w:tcPr>
-          <w:p>
-            <w:pPr>
-              <w:spacing w:after="20" w:line="252" w:lineRule="auto"/>
-            </w:pPr>
-            <w:r>
-              <w:rPr>
-                <w:b/>
-                <w:sz w:val="19"/>
-              </w:rPr>
-              <w:t>KES</w:t>
-            </w:r>
-          </w:p>
-        </w:tc>
-        <w:tc>
-          <w:tcPr>
-            <w:tcW w:type="dxa" w:w="2608"/>
-            <w:vAlign w:val="center"/>
-          </w:tcPr>
-          <w:p>
-            <w:pPr>
-              <w:spacing w:after="20" w:line="252" w:lineRule="auto"/>
-            </w:pPr>
-            <w:r>
-              <w:rPr>
-                <w:sz w:val="19"/>
-              </w:rPr>
-              <w:t>Kenya</w:t>
-            </w:r>
-          </w:p>
-        </w:tc>
-        <w:tc>
-          <w:tcPr>
-            <w:tcW w:type="dxa" w:w="1814"/>
-            <w:vAlign w:val="center"/>
-          </w:tcPr>
-          <w:p>
-            <w:pPr>
-              <w:spacing w:after="20" w:line="252" w:lineRule="auto"/>
-              <w:jc w:val="right"/>
-            </w:pPr>
-            <w:r>
-              <w:rPr>
-                <w:sz w:val="19"/>
-              </w:rPr>
-              <w:t>KSh 64,499</w:t>
-            </w:r>
-          </w:p>
-        </w:tc>
-        <w:tc>
-          <w:tcPr>
-            <w:tcW w:type="dxa" w:w="2041"/>
-            <w:vAlign w:val="center"/>
-          </w:tcPr>
-          <w:p>
-            <w:pPr>
-              <w:spacing w:after="20" w:line="252" w:lineRule="auto"/>
-              <w:jc w:val="right"/>
-            </w:pPr>
-            <w:r>
-              <w:rPr>
-                <w:sz w:val="19"/>
-              </w:rPr>
-              <w:t>KSh 44,999</w:t>
-            </w:r>
-          </w:p>
-        </w:tc>
-        <w:tc>
-          <w:tcPr>
-            <w:tcW w:type="dxa" w:w="1928"/>
-            <w:vAlign w:val="center"/>
-          </w:tcPr>
-          <w:p>
-            <w:pPr>
-              <w:spacing w:after="20" w:line="252" w:lineRule="auto"/>
-              <w:jc w:val="right"/>
-            </w:pPr>
-            <w:r>
-              <w:rPr>
-                <w:sz w:val="19"/>
-              </w:rPr>
-              <w:t>KSh 449,990</w:t>
-            </w:r>
-          </w:p>
-        </w:tc>
-      </w:tr>
-      <w:tr>
-        <w:trPr>
-          <w:cantSplit/>
-        </w:trPr>
-        <w:tc>
-          <w:tcPr>
-            <w:tcW w:type="dxa" w:w="1247"/>
-            <w:shd w:val="clear" w:color="auto" w:fill="FAFAFB"/>
-            <w:vAlign w:val="center"/>
-          </w:tcPr>
-          <w:p>
-            <w:pPr>
-              <w:spacing w:after="20" w:line="252" w:lineRule="auto"/>
-            </w:pPr>
-            <w:r>
-              <w:rPr>
-                <w:b/>
-                <w:sz w:val="19"/>
-              </w:rPr>
-              <w:t>GHS</w:t>
-            </w:r>
-          </w:p>
-        </w:tc>
-        <w:tc>
-          <w:tcPr>
-            <w:tcW w:type="dxa" w:w="2608"/>
-            <w:shd w:val="clear" w:color="auto" w:fill="FAFAFB"/>
-            <w:vAlign w:val="center"/>
-          </w:tcPr>
-          <w:p>
-            <w:pPr>
-              <w:spacing w:after="20" w:line="252" w:lineRule="auto"/>
-            </w:pPr>
-            <w:r>
-              <w:rPr>
-                <w:sz w:val="19"/>
-              </w:rPr>
-              <w:t>Ghana</w:t>
-            </w:r>
-          </w:p>
-        </w:tc>
-        <w:tc>
-          <w:tcPr>
-            <w:tcW w:type="dxa" w:w="1814"/>
-            <w:shd w:val="clear" w:color="auto" w:fill="FAFAFB"/>
-            <w:vAlign w:val="center"/>
-          </w:tcPr>
-          <w:p>
-            <w:pPr>
-              <w:spacing w:after="20" w:line="252" w:lineRule="auto"/>
-              <w:jc w:val="right"/>
-            </w:pPr>
-            <w:r>
-              <w:rPr>
-                <w:sz w:val="19"/>
-              </w:rPr>
-              <w:t>GH₵ 5,439</w:t>
-            </w:r>
-          </w:p>
-        </w:tc>
-        <w:tc>
-          <w:tcPr>
-            <w:tcW w:type="dxa" w:w="2041"/>
-            <w:shd w:val="clear" w:color="auto" w:fill="FAFAFB"/>
-            <w:vAlign w:val="center"/>
-          </w:tcPr>
-          <w:p>
-            <w:pPr>
-              <w:spacing w:after="20" w:line="252" w:lineRule="auto"/>
-              <w:jc w:val="right"/>
-            </w:pPr>
-            <w:r>
-              <w:rPr>
-                <w:sz w:val="19"/>
-              </w:rPr>
-              <w:t>GH₵ 3,799</w:t>
-            </w:r>
-          </w:p>
-        </w:tc>
-        <w:tc>
-          <w:tcPr>
-            <w:tcW w:type="dxa" w:w="1928"/>
-            <w:shd w:val="clear" w:color="auto" w:fill="FAFAFB"/>
-            <w:vAlign w:val="center"/>
-          </w:tcPr>
-          <w:p>
-            <w:pPr>
-              <w:spacing w:after="20" w:line="252" w:lineRule="auto"/>
-              <w:jc w:val="right"/>
-            </w:pPr>
-            <w:r>
-              <w:rPr>
-                <w:sz w:val="19"/>
-              </w:rPr>
-              <w:t>GH₵ 37,990</w:t>
-            </w:r>
-          </w:p>
-        </w:tc>
-      </w:tr>
-      <w:tr>
-        <w:trPr>
-          <w:cantSplit/>
-        </w:trPr>
-        <w:tc>
-          <w:tcPr>
-            <w:tcW w:type="dxa" w:w="1247"/>
-            <w:vAlign w:val="center"/>
-          </w:tcPr>
-          <w:p>
-            <w:pPr>
-              <w:spacing w:after="20" w:line="252" w:lineRule="auto"/>
-            </w:pPr>
-            <w:r>
-              <w:rPr>
-                <w:b/>
-                <w:sz w:val="19"/>
-              </w:rPr>
-              <w:t>USD</w:t>
-            </w:r>
-          </w:p>
-        </w:tc>
-        <w:tc>
-          <w:tcPr>
-            <w:tcW w:type="dxa" w:w="2608"/>
-            <w:vAlign w:val="center"/>
-          </w:tcPr>
-          <w:p>
-            <w:pPr>
-              <w:spacing w:after="20" w:line="252" w:lineRule="auto"/>
-            </w:pPr>
-            <w:r>
-              <w:rPr>
-                <w:sz w:val="19"/>
-              </w:rPr>
-              <w:t>19 other rail-covered countries</w:t>
-            </w:r>
-          </w:p>
-        </w:tc>
-        <w:tc>
-          <w:tcPr>
-            <w:tcW w:type="dxa" w:w="1814"/>
-            <w:vAlign w:val="center"/>
-          </w:tcPr>
-          <w:p>
-            <w:pPr>
-              <w:spacing w:after="20" w:line="252" w:lineRule="auto"/>
-              <w:jc w:val="right"/>
-            </w:pPr>
-            <w:r>
-              <w:rPr>
-                <w:sz w:val="19"/>
-              </w:rPr>
-              <w:t>$429</w:t>
-            </w:r>
-          </w:p>
-        </w:tc>
-        <w:tc>
-          <w:tcPr>
-            <w:tcW w:type="dxa" w:w="2041"/>
-            <w:vAlign w:val="center"/>
-          </w:tcPr>
-          <w:p>
-            <w:pPr>
-              <w:spacing w:after="20" w:line="252" w:lineRule="auto"/>
-              <w:jc w:val="right"/>
-            </w:pPr>
-            <w:r>
-              <w:rPr>
-                <w:sz w:val="19"/>
-              </w:rPr>
-              <w:t>$299</w:t>
-            </w:r>
-          </w:p>
-        </w:tc>
-        <w:tc>
-          <w:tcPr>
-            <w:tcW w:type="dxa" w:w="1928"/>
-            <w:vAlign w:val="center"/>
-          </w:tcPr>
-          <w:p>
-            <w:pPr>
-              <w:spacing w:after="20" w:line="252" w:lineRule="auto"/>
-              <w:jc w:val="right"/>
-            </w:pPr>
-            <w:r>
-              <w:rPr>
-                <w:sz w:val="19"/>
-              </w:rPr>
-              <w:t>$2,990</w:t>
+              <w:t>R69,990</w:t>
             </w:r>
           </w:p>
         </w:tc>
@@ -2775,7 +2321,7 @@
       </w:pPr>
       <w:r>
         <w:rPr/>
-        <w:t>Annual = 10× monthly (2 months free).</w:t>
+        <w:t>Payment first: the first month is paid when you subscribe. No trial period.</w:t>
       </w:r>
     </w:p>
     <w:p>
@@ -2784,7 +2330,7 @@
       </w:pPr>
       <w:r>
         <w:rPr/>
-        <w:t>Wholesale pricing doesn't stack with the Founding Member launch offer, which isn't offered on the Agency tier.</w:t>
+        <w:t>Wholesale pricing doesn't stack with the Founding Member offer, which isn't offered on the Agency tier.</w:t>
       </w:r>
     </w:p>
     <w:p>
@@ -2793,7 +2339,7 @@
       </w:pPr>
       <w:r>
         <w:rPr/>
-        <w:t>Nigeria, Kenya and Ghana are billed in local currency; prices are reviewed quarterly.</w:t>
+        <w:t>Paid plans are for South African businesses. Clients outside South Africa can join the waitlist.</w:t>
       </w:r>
     </w:p>
     <w:p>
@@ -2802,16 +2348,7 @@
       </w:pPr>
       <w:r>
         <w:rPr/>
-        <w:t>Countries without a payment rail (including Botswana and Namibia, coming soon) are waitlist only: no prices or checkout.</w:t>
-      </w:r>
-    </w:p>
-    <w:p>
-      <w:pPr>
-        <w:pStyle w:val="ListBullet"/>
-      </w:pPr>
-      <w:r>
-        <w:rPr/>
-        <w:t>Pass-through costs (Meta WhatsApp message fees, ad spend, SMS) are separate and can be re-billed to your clients.</w:t>
+        <w:t>Pass-through costs (Meta WhatsApp message fees, ad spend) are separate and can be re-billed to your clients.</w:t>
       </w:r>
     </w:p>
     <w:p>
@@ -2942,7 +2479,7 @@
                 <w:b/>
                 <w:sz w:val="19"/>
               </w:rPr>
-              <w:t>Clients on sub-accounts</w:t>
+              <w:t>Clients served</w:t>
             </w:r>
           </w:p>
         </w:tc>
@@ -3087,7 +2624,7 @@
               <w:rPr>
                 <w:sz w:val="19"/>
               </w:rPr>
-              <w:t>− R5,599</w:t>
+              <w:t>− R6,999</w:t>
             </w:r>
           </w:p>
         </w:tc>
@@ -3131,7 +2668,7 @@
                 <w:b/>
                 <w:sz w:val="19"/>
               </w:rPr>
-              <w:t>R24,401</w:t>
+              <w:t>R23,001</w:t>
             </w:r>
           </w:p>
         </w:tc>
@@ -3155,7 +2692,7 @@
                 <w:b/>
                 <w:sz w:val="19"/>
               </w:rPr>
-              <w:t>Platform cost per client (R5,599 ÷ 20)</w:t>
+              <w:t>Platform cost per client (R6,999 ÷ 20)</w:t>
             </w:r>
           </w:p>
         </w:tc>
@@ -3174,7 +2711,7 @@
               <w:rPr>
                 <w:sz w:val="19"/>
               </w:rPr>
-              <w:t>about R280</w:t>
+              <w:t>about R350</w:t>
             </w:r>
           </w:p>
         </w:tc>
@@ -3190,7 +2727,7 @@
         <w:rPr>
           <w:sz w:val="18"/>
         </w:rPr>
-        <w:t>Before VAT, payment fees, ad spend and your team's delivery costs. Your margin depends on your retail price and costs.</w:t>
+        <w:t>Before payment fees, ad spend and your team's delivery costs. Your margin depends on your retail price and costs.</w:t>
       </w:r>
     </w:p>
     <w:p>
@@ -3203,7 +2740,7 @@
         <w:drawing>
           <wp:inline xmlns:a="http://schemas.openxmlformats.org/drawingml/2006/main" xmlns:pic="http://schemas.openxmlformats.org/drawingml/2006/picture">
             <wp:extent cx="6120000" cy="3442500"/>
-            <wp:docPr id="3" name="Picture 3" descr="Partner model diagram: FluxMuse supplies the platform to the agency at the wholesale Agency tier price, the agency serves its clients on sub-accounts at a retail price it sets, with an illustrative 20-client example."/>
+            <wp:docPr id="3" name="Picture 3" descr="Partner model diagram: FluxMuse supplies the platform to the agency at the wholesale price; the agency serves its clients at a retail price it sets."/>
             <wp:cNvGraphicFramePr>
               <a:graphicFrameLocks noChangeAspect="1"/>
             </wp:cNvGraphicFramePr>
@@ -3428,7 +2965,7 @@
               <w:rPr>
                 <w:sz w:val="19"/>
               </w:rPr>
-              <w:t>Up to 50 sub-accounts</w:t>
+              <w:t>Your client count</w:t>
             </w:r>
           </w:p>
         </w:tc>
@@ -3672,7 +3209,7 @@
               <w:rPr>
                 <w:sz w:val="19"/>
               </w:rPr>
-              <w:t>R5,599 (or local currency)</w:t>
+              <w:t>R6,999</w:t>
             </w:r>
           </w:p>
         </w:tc>
@@ -4233,7 +3770,7 @@
               <w:rPr>
                 <w:sz w:val="18"/>
               </w:rPr>
-              <w:t>); reseller billing and retail price list</w:t>
+              <w:t>); your retail price list</w:t>
             </w:r>
           </w:p>
         </w:tc>
@@ -4310,7 +3847,7 @@
               <w:rPr>
                 <w:sz w:val="18"/>
               </w:rPr>
-              <w:t>AI agents; WhatsApp Embedded Signup for clients; catalog and checkout; campaigns with approvals; reports</w:t>
+              <w:t>WhatsApp set-up for clients; WhatsApp Concierge and shop links; POST captions and images; broadcasts</w:t>
             </w:r>
           </w:p>
         </w:tc>
@@ -4377,7 +3914,7 @@
               <w:rPr>
                 <w:sz w:val="18"/>
               </w:rPr>
-              <w:t>First pilot client</w:t>
+              <w:t>First client</w:t>
             </w:r>
           </w:p>
         </w:tc>
@@ -4394,7 +3931,7 @@
               <w:rPr>
                 <w:sz w:val="18"/>
               </w:rPr>
-              <w:t xml:space="preserve">Sub-account for </w:t>
+              <w:t xml:space="preserve">Workspace for </w:t>
             </w:r>
             <w:r>
               <w:rPr>
@@ -4403,13 +3940,13 @@
                 <w:sz w:val="18"/>
                 <w:shd w:val="clear" w:color="auto" w:fill="FFF1A8"/>
               </w:rPr>
-              <w:t>[[PILOT CLIENT]]</w:t>
+              <w:t>[[FIRST CLIENT]]</w:t>
             </w:r>
             <w:r>
               <w:rPr>
                 <w:sz w:val="18"/>
               </w:rPr>
-              <w:t>; WhatsApp number, catalog, payment rail, content calendar; baseline agreed</w:t>
+              <w:t>; WhatsApp number, shop, first posts; targets agreed</w:t>
             </w:r>
           </w:p>
         </w:tc>
@@ -4486,7 +4023,7 @@
               <w:rPr>
                 <w:sz w:val="18"/>
               </w:rPr>
-              <w:t xml:space="preserve">First white-label report; review with FluxMuse; plan for the next </w:t>
+              <w:t xml:space="preserve">Review with FluxMuse, including the lead guarantee count; plan for the next </w:t>
             </w:r>
             <w:r>
               <w:rPr>
@@ -4528,6 +4065,82 @@
     <w:p>
       <w:pPr>
         <w:spacing w:after="0" w:line="120" w:lineRule="exact"/>
+      </w:pPr>
+    </w:p>
+    <w:tbl>
+      <w:tblPr>
+        <w:tblW w:w="9637" w:type="dxa"/>
+        <w:jc w:val="center"/>
+        <w:tblBorders/>
+        <w:tblLayout w:type="fixed"/>
+        <w:tblCellMar>
+          <w:top w:w="50" w:type="dxa"/>
+          <w:left w:w="100" w:type="dxa"/>
+          <w:bottom w:w="50" w:type="dxa"/>
+          <w:right w:w="100" w:type="dxa"/>
+        </w:tblCellMar>
+        <w:tblLook w:firstColumn="1" w:firstRow="1" w:lastColumn="0" w:lastRow="0" w:noHBand="0" w:noVBand="1" w:val="04A0"/>
+        <w:tblCaption w:val="Layout: callout"/>
+      </w:tblPr>
+      <w:tblGrid>
+        <w:gridCol w:w="9637"/>
+      </w:tblGrid>
+      <w:tr>
+        <w:tc>
+          <w:tcPr>
+            <w:tcW w:type="dxa" w:w="9638"/>
+            <w:tcBorders>
+              <w:top w:val="nil" w:sz="0" w:space="0" w:color="auto"/>
+              <w:left w:val="single" w:sz="36" w:space="0" w:color="FF6A00"/>
+              <w:bottom w:val="nil" w:sz="0" w:space="0" w:color="auto"/>
+              <w:right w:val="nil" w:sz="0" w:space="0" w:color="auto"/>
+            </w:tcBorders>
+            <w:shd w:val="clear" w:color="auto" w:fill="FFF4EB"/>
+            <w:tcMar>
+              <w:top w:w="140" w:type="dxa"/>
+              <w:left w:w="220" w:type="dxa"/>
+              <w:bottom w:w="120" w:type="dxa"/>
+              <w:right w:w="200" w:type="dxa"/>
+            </w:tcMar>
+          </w:tcPr>
+          <w:p>
+            <w:pPr>
+              <w:spacing w:after="80"/>
+            </w:pPr>
+            <w:r>
+              <w:rPr>
+                <w:rFonts w:ascii="Poppins" w:hAnsi="Poppins" w:cs="Poppins" w:eastAsia="Poppins"/>
+                <w:b/>
+                <w:color w:val="20242B"/>
+                <w:sz w:val="23"/>
+              </w:rPr>
+              <w:t>Lead guarantee for each client you bring live</w:t>
+            </w:r>
+          </w:p>
+          <w:p>
+            <w:pPr>
+              <w:spacing w:after="80"/>
+            </w:pPr>
+            <w:r>
+              <w:rPr>
+                <w:b/>
+                <w:sz w:val="19"/>
+              </w:rPr>
+              <w:t>Lead guarantee:</w:t>
+            </w:r>
+            <w:r>
+              <w:rPr>
+                <w:sz w:val="19"/>
+              </w:rPr>
+              <w:t xml:space="preserve"> 3 qualified leads in the client's first 30 days after go-live. A qualified lead is a unique WhatsApp number that starts a conversation through a FluxMuse-tracked link or QR code. If fewer than 3 arrive and the client held up their side (shared the link and posted at least weekly), we keep working with you and the client at no extra charge until they have 3. It is extra support, not a cash payment.</w:t>
+            </w:r>
+          </w:p>
+        </w:tc>
+      </w:tr>
+    </w:tbl>
+    <w:p>
+      <w:pPr>
+        <w:spacing w:after="0" w:line="160" w:lineRule="exact"/>
       </w:pPr>
     </w:p>
     <w:p>
@@ -4738,9 +4351,12 @@
             </w:pPr>
             <w:r>
               <w:rPr>
+                <w:b/>
+                <w:color w:val="20242B"/>
                 <w:sz w:val="18"/>
+                <w:shd w:val="clear" w:color="auto" w:fill="FFF1A8"/>
               </w:rPr>
-              <w:t>Live feature</w:t>
+              <w:t>[[FOUNDER TO CONFIRM]]</w:t>
             </w:r>
           </w:p>
         </w:tc>
@@ -4893,7 +4509,7 @@
               <w:rPr>
                 <w:sz w:val="18"/>
               </w:rPr>
-              <w:t>First client's results and written consent</w:t>
+              <w:t>First client's written consent</w:t>
             </w:r>
           </w:p>
         </w:tc>
@@ -4910,7 +4526,7 @@
               <w:rPr>
                 <w:sz w:val="18"/>
               </w:rPr>
-              <w:t>After 60 days</w:t>
+              <w:t>Later, consent only</w:t>
             </w:r>
           </w:p>
         </w:tc>
@@ -5729,7 +5345,7 @@
               <w:rPr>
                 <w:sz w:val="19"/>
               </w:rPr>
-              <w:t>Follow Meta WhatsApp Business policies: approved templates, opted-in contacts, opt-outs honoured</w:t>
+              <w:t>Follow POPIA and Meta WhatsApp Business policies: approved templates, opted-in contacts, opt-outs honoured</w:t>
             </w:r>
           </w:p>
         </w:tc>
@@ -5769,7 +5385,7 @@
               <w:rPr>
                 <w:sz w:val="19"/>
               </w:rPr>
-              <w:t xml:space="preserve">POPIA (and NDPR/GDPR where relevant); data processing agreement </w:t>
+              <w:t xml:space="preserve">POPIA; data processing agreement </w:t>
             </w:r>
             <w:r>
               <w:rPr>
@@ -6124,7 +5740,7 @@
               <w:rPr>
                 <w:sz w:val="19"/>
               </w:rPr>
-              <w:t>Promising Instagram publishing, comments or DMs before Meta approval</w:t>
+              <w:t>Promising Facebook or Instagram auto-posting, or checkout, before they are switched on</w:t>
             </w:r>
           </w:p>
         </w:tc>
@@ -6204,7 +5820,7 @@
               <w:rPr>
                 <w:sz w:val="19"/>
               </w:rPr>
-              <w:t>Offering prices or checkout in gated countries, or combining Founding Member with wholesale pricing</w:t>
+              <w:t>Offering paid plans outside South Africa, or combining Founding Member with wholesale pricing</w:t>
             </w:r>
           </w:p>
         </w:tc>
@@ -6232,11 +5848,11 @@
         <w:rPr>
           <w:b/>
         </w:rPr>
-        <w:t>Fluxmuse Pty Ltd</w:t>
+        <w:t>Fluxmuse (Pty) Ltd</w:t>
       </w:r>
       <w:r>
         <w:rPr/>
-        <w:t xml:space="preserve"> (South Africa): Meta Business Verification: Verified. Meta Access Verification: Verified (Tech Provider).</w:t>
+        <w:t xml:space="preserve"> (South Africa): a verified Meta Tech Provider (business and access verification, September 2026).</w:t>
       </w:r>
     </w:p>
     <w:p>
@@ -6251,7 +5867,7 @@
       </w:r>
       <w:r>
         <w:rPr/>
-        <w:t xml:space="preserve"> pages_show_list, pages_manage_metadata, pages_messaging, whatsapp_business_messaging, whatsapp_business_management, public_profile.</w:t>
+        <w:t xml:space="preserve"> WhatsApp Business messaging and management, and Facebook Page messaging.</w:t>
       </w:r>
     </w:p>
     <w:p>
@@ -6262,11 +5878,11 @@
         <w:rPr>
           <w:b/>
         </w:rPr>
-        <w:t>Pending Meta approval (in App Review, not live yet):</w:t>
+        <w:t>Waiting for Meta approval (not live):</w:t>
       </w:r>
       <w:r>
         <w:rPr/>
-        <w:t xml:space="preserve"> pages_manage_posts, pages_read_engagement, instagram_basic, instagram_content_publish, instagram_manage_comments, instagram_manage_messages, business_management. Instagram features are switched on only once Meta approves them.</w:t>
+        <w:t xml:space="preserve"> posting to Facebook Pages and Instagram, and Instagram comments and DMs. They are switched on only once Meta approves them.</w:t>
       </w:r>
     </w:p>
     <w:p>
@@ -6277,11 +5893,11 @@
         <w:rPr>
           <w:b/>
         </w:rPr>
-        <w:t>Data protection:</w:t>
+        <w:t>Payments:</w:t>
       </w:r>
       <w:r>
         <w:rPr/>
-        <w:t xml:space="preserve"> POPIA, NDPR and GDPR ready; row-level security on every table; encrypted tokens; audit export; data export and account deletion.</w:t>
+        <w:t xml:space="preserve"> Paystack is live in South Africa. Yoco and Ozow run FluxMuse's own subscription billing.</w:t>
       </w:r>
     </w:p>
     <w:p>
@@ -6311,7 +5927,7 @@
     <w:p>
       <w:r>
         <w:rPr/>
-        <w:t>Fluxmuse Pty Ltd processes personal information in line with the Protection of Personal Information Act, 2013 (POPIA), and the platform is built to be POPIA, NDPR and GDPR ready. For this proposal:</w:t>
+        <w:t>Fluxmuse (Pty) Ltd processes personal information in line with the Protection of Personal Information Act, 2013 (POPIA). For this proposal:</w:t>
       </w:r>
     </w:p>
     <w:p>
@@ -6366,7 +5982,7 @@
       </w:pPr>
       <w:r>
         <w:rPr/>
-        <w:t>Marketing messages on WhatsApp, SMS and email go only to people who have opted in, and every broadcast includes a way to opt out. Email suppression lists are kept in FluxMuse.</w:t>
+        <w:t>WhatsApp broadcasts go only to people who have opted in, and every broadcast includes a way to opt out.</w:t>
       </w:r>
     </w:p>
     <w:p>
@@ -6375,7 +5991,7 @@
       </w:pPr>
       <w:r>
         <w:rPr/>
-        <w:t>Platform safeguards: row-level security on every database table, encrypted access tokens, audit export, and data export and account deletion on request.</w:t>
+        <w:t>Platform safeguards: row-level security on database tables, encrypted access tokens, and data export and account deletion on request.</w:t>
       </w:r>
     </w:p>
     <w:p>
@@ -6666,7 +6282,7 @@
                 <w:b/>
                 <w:sz w:val="18"/>
               </w:rPr>
-              <w:t>Free trial</w:t>
+              <w:t>Payment first</w:t>
             </w:r>
           </w:p>
         </w:tc>
@@ -6683,16 +6299,7 @@
               <w:rPr>
                 <w:sz w:val="18"/>
               </w:rPr>
-              <w:t xml:space="preserve">14-day free trial, no card required. Conversion to a paid plan: </w:t>
-            </w:r>
-            <w:r>
-              <w:rPr>
-                <w:b/>
-                <w:color w:val="20242B"/>
-                <w:sz w:val="18"/>
-                <w:shd w:val="clear" w:color="auto" w:fill="FFF1A8"/>
-              </w:rPr>
-              <w:t>[[LEGAL REVIEW REQUIRED]]</w:t>
+              <w:t>Every paid plan is paid in advance, from the first month. There is no trial period. The Free plan is a separate permanent plan.</w:t>
             </w:r>
           </w:p>
         </w:tc>
@@ -6763,7 +6370,7 @@
                 <w:sz w:val="18"/>
                 <w:shd w:val="clear" w:color="auto" w:fill="FFF1A8"/>
               </w:rPr>
-              <w:t>[[LEGAL REVIEW REQUIRED: refunds or pro-rating]]</w:t>
+              <w:t>[[LEGAL REVIEW REQUIRED: cancellation of annual plans]]</w:t>
             </w:r>
           </w:p>
           <w:p>
@@ -6774,7 +6381,7 @@
               <w:rPr>
                 <w:sz w:val="18"/>
               </w:rPr>
-              <w:t xml:space="preserve">Launch or pilot pricing on cancellation: </w:t>
+              <w:t xml:space="preserve">Founding Member discount on cancellation: </w:t>
             </w:r>
             <w:r>
               <w:rPr>
@@ -6806,7 +6413,7 @@
                 <w:b/>
                 <w:sz w:val="18"/>
               </w:rPr>
-              <w:t>Payment terms</w:t>
+              <w:t>Lead guarantee</w:t>
             </w:r>
           </w:p>
         </w:tc>
@@ -6823,52 +6430,7 @@
               <w:rPr>
                 <w:sz w:val="18"/>
               </w:rPr>
-              <w:t xml:space="preserve">Billed in advance in </w:t>
-            </w:r>
-            <w:r>
-              <w:rPr>
-                <w:b/>
-                <w:color w:val="20242B"/>
-                <w:sz w:val="18"/>
-                <w:shd w:val="clear" w:color="auto" w:fill="FFF1A8"/>
-              </w:rPr>
-              <w:t>[[CURRENCY]]</w:t>
-            </w:r>
-            <w:r>
-              <w:rPr>
-                <w:sz w:val="18"/>
-              </w:rPr>
-              <w:t xml:space="preserve"> by </w:t>
-            </w:r>
-            <w:r>
-              <w:rPr>
-                <w:b/>
-                <w:color w:val="20242B"/>
-                <w:sz w:val="18"/>
-                <w:shd w:val="clear" w:color="auto" w:fill="FFF1A8"/>
-              </w:rPr>
-              <w:t>[[PAYMENT METHOD]]</w:t>
-            </w:r>
-            <w:r>
-              <w:rPr>
-                <w:sz w:val="18"/>
-              </w:rPr>
-              <w:t xml:space="preserve">, due </w:t>
-            </w:r>
-            <w:r>
-              <w:rPr>
-                <w:b/>
-                <w:color w:val="20242B"/>
-                <w:sz w:val="18"/>
-                <w:shd w:val="clear" w:color="auto" w:fill="FFF1A8"/>
-              </w:rPr>
-              <w:t>[[N]]</w:t>
-            </w:r>
-            <w:r>
-              <w:rPr>
-                <w:sz w:val="18"/>
-              </w:rPr>
-              <w:t xml:space="preserve"> days from invoice. Late payment: </w:t>
+              <w:t xml:space="preserve">3 qualified leads in 30 days of go-live, on the conditions in this proposal; remedy is extended support at no extra charge, not a cash payment. </w:t>
             </w:r>
             <w:r>
               <w:rPr>
@@ -6901,7 +6463,7 @@
                 <w:b/>
                 <w:sz w:val="18"/>
               </w:rPr>
-              <w:t>Price changes</w:t>
+              <w:t>Payment terms</w:t>
             </w:r>
           </w:p>
         </w:tc>
@@ -6919,7 +6481,22 @@
               <w:rPr>
                 <w:sz w:val="18"/>
               </w:rPr>
-              <w:t xml:space="preserve">Notice of price changes: </w:t>
+              <w:t xml:space="preserve">Billed in advance in South African rand by </w:t>
+            </w:r>
+            <w:r>
+              <w:rPr>
+                <w:b/>
+                <w:color w:val="20242B"/>
+                <w:sz w:val="18"/>
+                <w:shd w:val="clear" w:color="auto" w:fill="FFF1A8"/>
+              </w:rPr>
+              <w:t>[[PAYMENT METHOD: Paystack / Yoco / Ozow]]</w:t>
+            </w:r>
+            <w:r>
+              <w:rPr>
+                <w:sz w:val="18"/>
+              </w:rPr>
+              <w:t xml:space="preserve">. Late payment: </w:t>
             </w:r>
             <w:r>
               <w:rPr>
@@ -6929,12 +6506,6 @@
                 <w:shd w:val="clear" w:color="auto" w:fill="FFF1A8"/>
               </w:rPr>
               <w:t>[[LEGAL REVIEW REQUIRED]]</w:t>
-            </w:r>
-            <w:r>
-              <w:rPr>
-                <w:sz w:val="18"/>
-              </w:rPr>
-              <w:t>. Local-currency prices in Nigeria, Kenya and Ghana are reviewed quarterly.</w:t>
             </w:r>
           </w:p>
         </w:tc>
@@ -6957,7 +6528,7 @@
                 <w:b/>
                 <w:sz w:val="18"/>
               </w:rPr>
-              <w:t>Third-party costs</w:t>
+              <w:t>Price changes</w:t>
             </w:r>
           </w:p>
         </w:tc>
@@ -6974,7 +6545,7 @@
               <w:rPr>
                 <w:sz w:val="18"/>
               </w:rPr>
-              <w:t xml:space="preserve">Meta WhatsApp message fees, ad spend, SMS and payment-processing fees are pass-through costs charged by those providers, not FluxMuse fees. Billing route: </w:t>
+              <w:t xml:space="preserve">Notice of price changes: </w:t>
             </w:r>
             <w:r>
               <w:rPr>
@@ -7007,6 +6578,56 @@
                 <w:b/>
                 <w:sz w:val="18"/>
               </w:rPr>
+              <w:t>Third-party costs</w:t>
+            </w:r>
+          </w:p>
+        </w:tc>
+        <w:tc>
+          <w:tcPr>
+            <w:tcW w:type="dxa" w:w="7030"/>
+            <w:shd w:val="clear" w:color="auto" w:fill="FAFAFB"/>
+            <w:vAlign w:val="center"/>
+          </w:tcPr>
+          <w:p>
+            <w:pPr>
+              <w:spacing w:after="20" w:line="252" w:lineRule="auto"/>
+            </w:pPr>
+            <w:r>
+              <w:rPr>
+                <w:sz w:val="18"/>
+              </w:rPr>
+              <w:t xml:space="preserve">Meta WhatsApp message fees, ad spend and payment-processing fees are pass-through costs charged by those providers, not FluxMuse fees. Billing route: </w:t>
+            </w:r>
+            <w:r>
+              <w:rPr>
+                <w:b/>
+                <w:color w:val="20242B"/>
+                <w:sz w:val="18"/>
+                <w:shd w:val="clear" w:color="auto" w:fill="FFF1A8"/>
+              </w:rPr>
+              <w:t>[[LEGAL REVIEW REQUIRED]]</w:t>
+            </w:r>
+          </w:p>
+        </w:tc>
+      </w:tr>
+      <w:tr>
+        <w:trPr>
+          <w:cantSplit/>
+        </w:trPr>
+        <w:tc>
+          <w:tcPr>
+            <w:tcW w:type="dxa" w:w="2608"/>
+            <w:vAlign w:val="center"/>
+          </w:tcPr>
+          <w:p>
+            <w:pPr>
+              <w:spacing w:after="20" w:line="252" w:lineRule="auto"/>
+            </w:pPr>
+            <w:r>
+              <w:rPr>
+                <w:b/>
+                <w:sz w:val="18"/>
+              </w:rPr>
               <w:t>Third-party platforms</w:t>
             </w:r>
           </w:p>
@@ -7014,7 +6635,6 @@
         <w:tc>
           <w:tcPr>
             <w:tcW w:type="dxa" w:w="7030"/>
-            <w:shd w:val="clear" w:color="auto" w:fill="FAFAFB"/>
             <w:vAlign w:val="center"/>
           </w:tcPr>
           <w:p>
@@ -7046,6 +6666,7 @@
         <w:tc>
           <w:tcPr>
             <w:tcW w:type="dxa" w:w="2608"/>
+            <w:shd w:val="clear" w:color="auto" w:fill="FAFAFB"/>
             <w:vAlign w:val="center"/>
           </w:tcPr>
           <w:p>
@@ -7064,6 +6685,7 @@
         <w:tc>
           <w:tcPr>
             <w:tcW w:type="dxa" w:w="7030"/>
+            <w:shd w:val="clear" w:color="auto" w:fill="FAFAFB"/>
             <w:vAlign w:val="center"/>
           </w:tcPr>
           <w:p>
@@ -7075,6 +6697,158 @@
                 <w:sz w:val="18"/>
               </w:rPr>
               <w:t xml:space="preserve">POPIA, as described in this proposal. Operator or data processing agreement: </w:t>
+            </w:r>
+            <w:r>
+              <w:rPr>
+                <w:b/>
+                <w:color w:val="20242B"/>
+                <w:sz w:val="18"/>
+                <w:shd w:val="clear" w:color="auto" w:fill="FFF1A8"/>
+              </w:rPr>
+              <w:t>[[LEGAL REVIEW REQUIRED]]</w:t>
+            </w:r>
+          </w:p>
+        </w:tc>
+      </w:tr>
+      <w:tr>
+        <w:trPr>
+          <w:cantSplit/>
+        </w:trPr>
+        <w:tc>
+          <w:tcPr>
+            <w:tcW w:type="dxa" w:w="2608"/>
+            <w:vAlign w:val="center"/>
+          </w:tcPr>
+          <w:p>
+            <w:pPr>
+              <w:spacing w:after="20" w:line="252" w:lineRule="auto"/>
+            </w:pPr>
+            <w:r>
+              <w:rPr>
+                <w:b/>
+                <w:sz w:val="18"/>
+              </w:rPr>
+              <w:t>Intellectual property</w:t>
+            </w:r>
+          </w:p>
+        </w:tc>
+        <w:tc>
+          <w:tcPr>
+            <w:tcW w:type="dxa" w:w="7030"/>
+            <w:vAlign w:val="center"/>
+          </w:tcPr>
+          <w:p>
+            <w:pPr>
+              <w:spacing w:after="20" w:line="252" w:lineRule="auto"/>
+            </w:pPr>
+            <w:r>
+              <w:rPr>
+                <w:b/>
+                <w:color w:val="20242B"/>
+                <w:sz w:val="18"/>
+                <w:shd w:val="clear" w:color="auto" w:fill="FFF1A8"/>
+              </w:rPr>
+              <w:t>[[LEGAL REVIEW REQUIRED: ownership of client content, AI-generated content, brand assets, platform IP and licences]]</w:t>
+            </w:r>
+          </w:p>
+        </w:tc>
+      </w:tr>
+      <w:tr>
+        <w:trPr>
+          <w:cantSplit/>
+        </w:trPr>
+        <w:tc>
+          <w:tcPr>
+            <w:tcW w:type="dxa" w:w="2608"/>
+            <w:shd w:val="clear" w:color="auto" w:fill="FAFAFB"/>
+            <w:vAlign w:val="center"/>
+          </w:tcPr>
+          <w:p>
+            <w:pPr>
+              <w:spacing w:after="20" w:line="252" w:lineRule="auto"/>
+            </w:pPr>
+            <w:r>
+              <w:rPr>
+                <w:b/>
+                <w:sz w:val="18"/>
+              </w:rPr>
+              <w:t>Confidentiality</w:t>
+            </w:r>
+          </w:p>
+        </w:tc>
+        <w:tc>
+          <w:tcPr>
+            <w:tcW w:type="dxa" w:w="7030"/>
+            <w:shd w:val="clear" w:color="auto" w:fill="FAFAFB"/>
+            <w:vAlign w:val="center"/>
+          </w:tcPr>
+          <w:p>
+            <w:pPr>
+              <w:spacing w:after="20" w:line="252" w:lineRule="auto"/>
+            </w:pPr>
+            <w:r>
+              <w:rPr>
+                <w:b/>
+                <w:color w:val="20242B"/>
+                <w:sz w:val="18"/>
+                <w:shd w:val="clear" w:color="auto" w:fill="FFF1A8"/>
+              </w:rPr>
+              <w:t>[[LEGAL REVIEW REQUIRED]]</w:t>
+            </w:r>
+          </w:p>
+        </w:tc>
+      </w:tr>
+      <w:tr>
+        <w:trPr>
+          <w:cantSplit/>
+        </w:trPr>
+        <w:tc>
+          <w:tcPr>
+            <w:tcW w:type="dxa" w:w="2608"/>
+            <w:vAlign w:val="center"/>
+          </w:tcPr>
+          <w:p>
+            <w:pPr>
+              <w:spacing w:after="20" w:line="252" w:lineRule="auto"/>
+            </w:pPr>
+            <w:r>
+              <w:rPr>
+                <w:b/>
+                <w:sz w:val="18"/>
+              </w:rPr>
+              <w:t>Support and service levels</w:t>
+            </w:r>
+          </w:p>
+        </w:tc>
+        <w:tc>
+          <w:tcPr>
+            <w:tcW w:type="dxa" w:w="7030"/>
+            <w:vAlign w:val="center"/>
+          </w:tcPr>
+          <w:p>
+            <w:pPr>
+              <w:spacing w:after="20" w:line="252" w:lineRule="auto"/>
+            </w:pPr>
+            <w:r>
+              <w:rPr>
+                <w:sz w:val="18"/>
+              </w:rPr>
+              <w:t xml:space="preserve">Support channel by plan: </w:t>
+            </w:r>
+            <w:r>
+              <w:rPr>
+                <w:b/>
+                <w:color w:val="20242B"/>
+                <w:sz w:val="18"/>
+                <w:shd w:val="clear" w:color="auto" w:fill="FFF1A8"/>
+              </w:rPr>
+              <w:t>[[CONFIRM]]</w:t>
+            </w:r>
+            <w:r>
+              <w:rPr>
+                <w:sz w:val="18"/>
+              </w:rPr>
+              <w:t xml:space="preserve">. Service levels: </w:t>
             </w:r>
             <w:r>
               <w:rPr>
@@ -7107,95 +6881,7 @@
                 <w:b/>
                 <w:sz w:val="18"/>
               </w:rPr>
-              <w:t>Intellectual property</w:t>
-            </w:r>
-          </w:p>
-        </w:tc>
-        <w:tc>
-          <w:tcPr>
-            <w:tcW w:type="dxa" w:w="7030"/>
-            <w:shd w:val="clear" w:color="auto" w:fill="FAFAFB"/>
-            <w:vAlign w:val="center"/>
-          </w:tcPr>
-          <w:p>
-            <w:pPr>
-              <w:spacing w:after="20" w:line="252" w:lineRule="auto"/>
-            </w:pPr>
-            <w:r>
-              <w:rPr>
-                <w:b/>
-                <w:color w:val="20242B"/>
-                <w:sz w:val="18"/>
-                <w:shd w:val="clear" w:color="auto" w:fill="FFF1A8"/>
-              </w:rPr>
-              <w:t>[[LEGAL REVIEW REQUIRED: ownership of client content, AI-generated content, brand assets, platform IP and licences]]</w:t>
-            </w:r>
-          </w:p>
-        </w:tc>
-      </w:tr>
-      <w:tr>
-        <w:trPr>
-          <w:cantSplit/>
-        </w:trPr>
-        <w:tc>
-          <w:tcPr>
-            <w:tcW w:type="dxa" w:w="2608"/>
-            <w:vAlign w:val="center"/>
-          </w:tcPr>
-          <w:p>
-            <w:pPr>
-              <w:spacing w:after="20" w:line="252" w:lineRule="auto"/>
-            </w:pPr>
-            <w:r>
-              <w:rPr>
-                <w:b/>
-                <w:sz w:val="18"/>
-              </w:rPr>
-              <w:t>Confidentiality</w:t>
-            </w:r>
-          </w:p>
-        </w:tc>
-        <w:tc>
-          <w:tcPr>
-            <w:tcW w:type="dxa" w:w="7030"/>
-            <w:vAlign w:val="center"/>
-          </w:tcPr>
-          <w:p>
-            <w:pPr>
-              <w:spacing w:after="20" w:line="252" w:lineRule="auto"/>
-            </w:pPr>
-            <w:r>
-              <w:rPr>
-                <w:b/>
-                <w:color w:val="20242B"/>
-                <w:sz w:val="18"/>
-                <w:shd w:val="clear" w:color="auto" w:fill="FFF1A8"/>
-              </w:rPr>
-              <w:t>[[LEGAL REVIEW REQUIRED]]</w:t>
-            </w:r>
-          </w:p>
-        </w:tc>
-      </w:tr>
-      <w:tr>
-        <w:trPr>
-          <w:cantSplit/>
-        </w:trPr>
-        <w:tc>
-          <w:tcPr>
-            <w:tcW w:type="dxa" w:w="2608"/>
-            <w:shd w:val="clear" w:color="auto" w:fill="FAFAFB"/>
-            <w:vAlign w:val="center"/>
-          </w:tcPr>
-          <w:p>
-            <w:pPr>
-              <w:spacing w:after="20" w:line="252" w:lineRule="auto"/>
-            </w:pPr>
-            <w:r>
-              <w:rPr>
-                <w:b/>
-                <w:sz w:val="18"/>
-              </w:rPr>
-              <w:t>Support and service levels</w:t>
+              <w:t>Wholesale pricing</w:t>
             </w:r>
           </w:p>
         </w:tc>
@@ -7213,7 +6899,7 @@
               <w:rPr>
                 <w:sz w:val="18"/>
               </w:rPr>
-              <w:t xml:space="preserve">Support channel by plan (community, email, priority or dedicated). Service levels: </w:t>
+              <w:t xml:space="preserve">30% off Agency list for as long as the partner agreement is active </w:t>
             </w:r>
             <w:r>
               <w:rPr>
@@ -7245,7 +6931,7 @@
                 <w:b/>
                 <w:sz w:val="18"/>
               </w:rPr>
-              <w:t>Wholesale pricing</w:t>
+              <w:t>White-label and multi-client</w:t>
             </w:r>
           </w:p>
         </w:tc>
@@ -7262,7 +6948,7 @@
               <w:rPr>
                 <w:sz w:val="18"/>
               </w:rPr>
-              <w:t xml:space="preserve">30% off Agency list for as long as the partner agreement is active </w:t>
+              <w:t xml:space="preserve">Client data ownership and portability on termination: </w:t>
             </w:r>
             <w:r>
               <w:rPr>
@@ -7295,7 +6981,7 @@
                 <w:b/>
                 <w:sz w:val="18"/>
               </w:rPr>
-              <w:t>White-label and sub-accounts</w:t>
+              <w:t>Referral commission</w:t>
             </w:r>
           </w:p>
         </w:tc>
@@ -7303,55 +6989,6 @@
           <w:tcPr>
             <w:tcW w:type="dxa" w:w="7030"/>
             <w:shd w:val="clear" w:color="auto" w:fill="FAFAFB"/>
-            <w:vAlign w:val="center"/>
-          </w:tcPr>
-          <w:p>
-            <w:pPr>
-              <w:spacing w:after="20" w:line="252" w:lineRule="auto"/>
-            </w:pPr>
-            <w:r>
-              <w:rPr>
-                <w:sz w:val="18"/>
-              </w:rPr>
-              <w:t xml:space="preserve">Up to 50 client sub-accounts; client data ownership and portability on termination: </w:t>
-            </w:r>
-            <w:r>
-              <w:rPr>
-                <w:b/>
-                <w:color w:val="20242B"/>
-                <w:sz w:val="18"/>
-                <w:shd w:val="clear" w:color="auto" w:fill="FFF1A8"/>
-              </w:rPr>
-              <w:t>[[LEGAL REVIEW REQUIRED]]</w:t>
-            </w:r>
-          </w:p>
-        </w:tc>
-      </w:tr>
-      <w:tr>
-        <w:trPr>
-          <w:cantSplit/>
-        </w:trPr>
-        <w:tc>
-          <w:tcPr>
-            <w:tcW w:type="dxa" w:w="2608"/>
-            <w:vAlign w:val="center"/>
-          </w:tcPr>
-          <w:p>
-            <w:pPr>
-              <w:spacing w:after="20" w:line="252" w:lineRule="auto"/>
-            </w:pPr>
-            <w:r>
-              <w:rPr>
-                <w:b/>
-                <w:sz w:val="18"/>
-              </w:rPr>
-              <w:t>Referral commission</w:t>
-            </w:r>
-          </w:p>
-        </w:tc>
-        <w:tc>
-          <w:tcPr>
-            <w:tcW w:type="dxa" w:w="7030"/>
             <w:vAlign w:val="center"/>
           </w:tcPr>
           <w:p>
@@ -7392,7 +7029,6 @@
         <w:tc>
           <w:tcPr>
             <w:tcW w:type="dxa" w:w="2608"/>
-            <w:shd w:val="clear" w:color="auto" w:fill="FAFAFB"/>
             <w:vAlign w:val="center"/>
           </w:tcPr>
           <w:p>
@@ -7411,7 +7047,6 @@
         <w:tc>
           <w:tcPr>
             <w:tcW w:type="dxa" w:w="7030"/>
-            <w:shd w:val="clear" w:color="auto" w:fill="FAFAFB"/>
             <w:vAlign w:val="center"/>
           </w:tcPr>
           <w:p>
@@ -7458,6 +7093,7 @@
         <w:tc>
           <w:tcPr>
             <w:tcW w:type="dxa" w:w="2608"/>
+            <w:shd w:val="clear" w:color="auto" w:fill="FAFAFB"/>
             <w:vAlign w:val="center"/>
           </w:tcPr>
           <w:p>
@@ -7476,6 +7112,7 @@
         <w:tc>
           <w:tcPr>
             <w:tcW w:type="dxa" w:w="7030"/>
+            <w:shd w:val="clear" w:color="auto" w:fill="FAFAFB"/>
             <w:vAlign w:val="center"/>
           </w:tcPr>
           <w:p>
@@ -7515,19 +7152,7 @@
       </w:pPr>
       <w:r>
         <w:rPr/>
-        <w:t xml:space="preserve">To go ahead, tick your choices, sign below and send a copy to </w:t>
-      </w:r>
-      <w:r>
-        <w:rPr>
-          <w:b/>
-          <w:color w:val="20242B"/>
-          <w:shd w:val="clear" w:color="auto" w:fill="FFF1A8"/>
-        </w:rPr>
-        <w:t>[[EMAIL]]</w:t>
-      </w:r>
-      <w:r>
-        <w:rPr/>
-        <w:t xml:space="preserve"> or WhatsApp </w:t>
+        <w:t xml:space="preserve">To go ahead, tick your choices, sign below and send a copy to thabo@fluxmuse.com or WhatsApp </w:t>
       </w:r>
       <w:r>
         <w:rPr>
@@ -7587,15 +7212,7 @@
       <w:r>
         <w:rPr/>
         <w:tab/>
-        <w:t xml:space="preserve">Partner wholesale, monthly: </w:t>
-      </w:r>
-      <w:r>
-        <w:rPr>
-          <w:b/>
-          <w:color w:val="20242B"/>
-          <w:shd w:val="clear" w:color="auto" w:fill="FFF1A8"/>
-        </w:rPr>
-        <w:t>[[R5,599 / ₦463,000 / KSh 44,999 / GH₵ 3,799 / $299]]</w:t>
+        <w:t>Partner wholesale, monthly: R6,999/mo</w:t>
       </w:r>
     </w:p>
     <w:p>
@@ -7631,15 +7248,7 @@
       <w:r>
         <w:rPr/>
         <w:tab/>
-        <w:t xml:space="preserve">Partner wholesale, annual: </w:t>
-      </w:r>
-      <w:r>
-        <w:rPr>
-          <w:b/>
-          <w:color w:val="20242B"/>
-          <w:shd w:val="clear" w:color="auto" w:fill="FFF1A8"/>
-        </w:rPr>
-        <w:t>[[R55,990 / ₦4,630,000 / KSh 449,990 / GH₵ 37,990 / $2,990]]</w:t>
+        <w:t>Partner wholesale, annual: R69,990/yr</w:t>
       </w:r>
     </w:p>
     <w:p>
@@ -7687,7 +7296,7 @@
       </w:r>
       <w:r>
         <w:rPr/>
-        <w:t xml:space="preserve"> with first pilot client </w:t>
+        <w:t xml:space="preserve"> with first client </w:t>
       </w:r>
       <w:r>
         <w:rPr>
@@ -7695,7 +7304,7 @@
           <w:color w:val="20242B"/>
           <w:shd w:val="clear" w:color="auto" w:fill="FFF1A8"/>
         </w:rPr>
-        <w:t>[[PILOT CLIENT]]</w:t>
+        <w:t>[[FIRST CLIENT]]</w:t>
       </w:r>
     </w:p>
     <w:p>
@@ -7911,7 +7520,7 @@
                 <w:color w:val="20242B"/>
                 <w:sz w:val="20"/>
               </w:rPr>
-              <w:t>For Fluxmuse Pty Ltd</w:t>
+              <w:t>For Fluxmuse (Pty) Ltd</w:t>
             </w:r>
           </w:p>
         </w:tc>

--- a/docs/go-to-market/03_Proposal_Templates/FluxMuse_Proposal_Agency_Partner.docx
+++ b/docs/go-to-market/03_Proposal_Templates/FluxMuse_Proposal_Agency_Partner.docx
@@ -635,7 +635,44 @@
                 <w:sz w:val="19"/>
               </w:rPr>
               <w:tab/>
-              <w:t>Founding Member is live for South African sign-ups: 30% off the first two monthly bills on Starter, Growth and Scale. No end date is set, so don't print one. Never on Agency or partner wholesale.</w:t>
+              <w:t>Founding Member is live on every self-serve plan, Nano to Agency (not Custom): 30% off the first two monthly bills, for sign-ups until 31 December 2026. It doesn't stack with partner wholesale or partner-level discounts.</w:t>
+            </w:r>
+          </w:p>
+          <w:p>
+            <w:pPr>
+              <w:tabs>
+                <w:tab w:pos="397" w:val="left"/>
+              </w:tabs>
+              <w:spacing w:after="60"/>
+              <w:ind w:left="397" w:hanging="397"/>
+            </w:pPr>
+            <w:sdt>
+              <w:sdtPr>
+                <w:rPr>
+                  <w:rFonts w:ascii="MS Gothic" w:eastAsia="MS Gothic" w:hAnsi="MS Gothic" w:hint="eastAsia"/>
+                </w:rPr>
+                <w14:checkbox>
+                  <w14:checked w14:val="0"/>
+                  <w14:checkedState w14:val="2612" w14:font="MS Gothic"/>
+                  <w14:uncheckedState w14:val="2610" w14:font="MS Gothic"/>
+                </w14:checkbox>
+              </w:sdtPr>
+              <w:sdtContent>
+                <w:r>
+                  <w:rPr>
+                    <w:rFonts w:ascii="MS Gothic" w:eastAsia="MS Gothic" w:hAnsi="MS Gothic" w:hint="eastAsia"/>
+                    <w:color w:val="20242B"/>
+                  </w:rPr>
+                  <w:t>☐</w:t>
+                </w:r>
+              </w:sdtContent>
+            </w:sdt>
+            <w:r>
+              <w:rPr>
+                <w:sz w:val="19"/>
+              </w:rPr>
+              <w:tab/>
+              <w:t>Never name a payment provider or gateway. Say “via our payment partners”. Card and EFT is how FluxMuse subscriptions are paid in South Africa today.</w:t>
             </w:r>
           </w:p>
           <w:p>
@@ -872,7 +909,7 @@
                 <w:sz w:val="19"/>
               </w:rPr>
               <w:tab/>
-              <w:t>Agencies get the partner wholesale price of R6,999/mo (30% off the R9,999 Agency list price). Never present it as a launch discount, and never add Founding Member on top.</w:t>
+              <w:t>Agencies get the partner wholesale price of R6,999/mo (30% off the R9,999 Agency list price), every month. Founding Member on Agency is also R6,999, but only for the first two bills; the two never stack.</w:t>
             </w:r>
           </w:p>
           <w:p>
@@ -946,7 +983,7 @@
                 <w:sz w:val="19"/>
               </w:rPr>
               <w:tab/>
-              <w:t>Referral commission and partner obligations stay as founder placeholders until decided.</w:t>
+              <w:t>Partner programme terms (section 7) are live as of 9 October 2026 and come from 08_Prospects/CURRENT_OFFER.md §1. Quote them exactly; don't add customer discounts or other incentives.</w:t>
             </w:r>
           </w:p>
           <w:p>
@@ -1106,7 +1143,7 @@
         <w:rPr>
           <w:sz w:val="21"/>
         </w:rPr>
-        <w:t>6. Co-marketing</w:t>
+        <w:t>6. What FluxMuse provides</w:t>
       </w:r>
     </w:p>
     <w:p>
@@ -1120,7 +1157,7 @@
         <w:rPr>
           <w:sz w:val="21"/>
         </w:rPr>
-        <w:t>7. Referral commission</w:t>
+        <w:t>7. Partner programme and commission</w:t>
       </w:r>
     </w:p>
     <w:p>
@@ -1134,7 +1171,7 @@
         <w:rPr>
           <w:sz w:val="21"/>
         </w:rPr>
-        <w:t>8. Partner obligations TBC</w:t>
+        <w:t>8. What partners commit to</w:t>
       </w:r>
     </w:p>
     <w:p>
@@ -1571,7 +1608,7 @@
               <w:rPr>
                 <w:sz w:val="19"/>
               </w:rPr>
-              <w:t>FluxMuse is newly launched and has no agency partners yet. You would be among the first, and we set you up by hand.</w:t>
+              <w:t>FluxMuse is newly launched, and the partner programme opened on 9 October 2026. You would be among the first partners, and we set you up by hand.</w:t>
             </w:r>
           </w:p>
           <w:p>
@@ -1602,7 +1639,7 @@
               <w:rPr>
                 <w:sz w:val="19"/>
               </w:rPr>
-              <w:t>On the roadmap (indicative, not dated): referral tracking and the wider Flux_Partner programme.</w:t>
+              <w:t>Live now: the partner programme, with a partner portal, your own ?ref= share link and QR code, and commission of 15% to 25% on customers you refer (section 7).</w:t>
             </w:r>
           </w:p>
         </w:tc>
@@ -2330,7 +2367,7 @@
       </w:pPr>
       <w:r>
         <w:rPr/>
-        <w:t>Wholesale pricing doesn't stack with the Founding Member offer, which isn't offered on the Agency tier.</w:t>
+        <w:t>Wholesale pricing doesn't stack with the Founding Member offer or with partner-level discounts.</w:t>
       </w:r>
     </w:p>
     <w:p>
@@ -4149,7 +4186,7 @@
       </w:pPr>
       <w:r>
         <w:rPr/>
-        <w:t>6. Co-marketing</w:t>
+        <w:t>6. What FluxMuse provides</w:t>
       </w:r>
     </w:p>
     <w:tbl>
@@ -4172,7 +4209,7 @@
           <w:right w:w="100" w:type="dxa"/>
         </w:tblCellMar>
         <w:tblLook w:firstColumn="1" w:firstRow="1" w:lastColumn="0" w:lastRow="0" w:noHBand="0" w:noVBand="1" w:val="04A0"/>
-        <w:tblCaption w:val="Co-marketing activities"/>
+        <w:tblCaption w:val="Partner support"/>
       </w:tblPr>
       <w:tblGrid>
         <w:gridCol w:w="2040"/>
@@ -4203,7 +4240,7 @@
                 <w:color w:val="20242B"/>
                 <w:sz w:val="18"/>
               </w:rPr>
-              <w:t>Activity</w:t>
+              <w:t>Support</w:t>
             </w:r>
           </w:p>
         </w:tc>
@@ -4302,7 +4339,7 @@
                 <w:b/>
                 <w:sz w:val="18"/>
               </w:rPr>
-              <w:t>Partner directory listing</w:t>
+              <w:t>Partner portal</w:t>
             </w:r>
           </w:p>
         </w:tc>
@@ -4319,7 +4356,7 @@
               <w:rPr>
                 <w:sz w:val="18"/>
               </w:rPr>
-              <w:t>Listing and profile</w:t>
+              <w:t>Customers, revenue, commission and payouts in one place</w:t>
             </w:r>
           </w:p>
         </w:tc>
@@ -4336,7 +4373,7 @@
               <w:rPr>
                 <w:sz w:val="18"/>
               </w:rPr>
-              <w:t>Services, areas, contact</w:t>
+              <w:t>Your login</w:t>
             </w:r>
           </w:p>
         </w:tc>
@@ -4351,12 +4388,161 @@
             </w:pPr>
             <w:r>
               <w:rPr>
+                <w:sz w:val="18"/>
+              </w:rPr>
+              <w:t>Live</w:t>
+            </w:r>
+          </w:p>
+        </w:tc>
+      </w:tr>
+      <w:tr>
+        <w:trPr>
+          <w:cantSplit/>
+        </w:trPr>
+        <w:tc>
+          <w:tcPr>
+            <w:tcW w:type="dxa" w:w="2041"/>
+            <w:shd w:val="clear" w:color="auto" w:fill="FAFAFB"/>
+            <w:vAlign w:val="center"/>
+          </w:tcPr>
+          <w:p>
+            <w:pPr>
+              <w:spacing w:after="20" w:line="252" w:lineRule="auto"/>
+            </w:pPr>
+            <w:r>
+              <w:rPr>
                 <w:b/>
-                <w:color w:val="20242B"/>
                 <w:sz w:val="18"/>
-                <w:shd w:val="clear" w:color="auto" w:fill="FFF1A8"/>
               </w:rPr>
-              <w:t>[[FOUNDER TO CONFIRM]]</w:t>
+              <w:t>Share link and QR code</w:t>
+            </w:r>
+          </w:p>
+        </w:tc>
+        <w:tc>
+          <w:tcPr>
+            <w:tcW w:type="dxa" w:w="2835"/>
+            <w:shd w:val="clear" w:color="auto" w:fill="FAFAFB"/>
+            <w:vAlign w:val="center"/>
+          </w:tcPr>
+          <w:p>
+            <w:pPr>
+              <w:spacing w:after="20" w:line="252" w:lineRule="auto"/>
+            </w:pPr>
+            <w:r>
+              <w:rPr>
+                <w:sz w:val="18"/>
+              </w:rPr>
+              <w:t>Your own ?ref= link and QR code</w:t>
+            </w:r>
+          </w:p>
+        </w:tc>
+        <w:tc>
+          <w:tcPr>
+            <w:tcW w:type="dxa" w:w="2721"/>
+            <w:shd w:val="clear" w:color="auto" w:fill="FAFAFB"/>
+            <w:vAlign w:val="center"/>
+          </w:tcPr>
+          <w:p>
+            <w:pPr>
+              <w:spacing w:after="20" w:line="252" w:lineRule="auto"/>
+            </w:pPr>
+            <w:r>
+              <w:rPr>
+                <w:sz w:val="18"/>
+              </w:rPr>
+              <w:t>Sharing it with prospects</w:t>
+            </w:r>
+          </w:p>
+        </w:tc>
+        <w:tc>
+          <w:tcPr>
+            <w:tcW w:type="dxa" w:w="2041"/>
+            <w:shd w:val="clear" w:color="auto" w:fill="FAFAFB"/>
+            <w:vAlign w:val="center"/>
+          </w:tcPr>
+          <w:p>
+            <w:pPr>
+              <w:spacing w:after="20" w:line="252" w:lineRule="auto"/>
+            </w:pPr>
+            <w:r>
+              <w:rPr>
+                <w:sz w:val="18"/>
+              </w:rPr>
+              <w:t>Live</w:t>
+            </w:r>
+          </w:p>
+        </w:tc>
+      </w:tr>
+      <w:tr>
+        <w:trPr>
+          <w:cantSplit/>
+        </w:trPr>
+        <w:tc>
+          <w:tcPr>
+            <w:tcW w:type="dxa" w:w="2041"/>
+            <w:vAlign w:val="center"/>
+          </w:tcPr>
+          <w:p>
+            <w:pPr>
+              <w:spacing w:after="20" w:line="252" w:lineRule="auto"/>
+            </w:pPr>
+            <w:r>
+              <w:rPr>
+                <w:b/>
+                <w:sz w:val="18"/>
+              </w:rPr>
+              <w:t>Hands-on setup</w:t>
+            </w:r>
+          </w:p>
+        </w:tc>
+        <w:tc>
+          <w:tcPr>
+            <w:tcW w:type="dxa" w:w="2835"/>
+            <w:vAlign w:val="center"/>
+          </w:tcPr>
+          <w:p>
+            <w:pPr>
+              <w:spacing w:after="20" w:line="252" w:lineRule="auto"/>
+            </w:pPr>
+            <w:r>
+              <w:rPr>
+                <w:sz w:val="18"/>
+              </w:rPr>
+              <w:t>Setup of your first customers, by hand, with you</w:t>
+            </w:r>
+          </w:p>
+        </w:tc>
+        <w:tc>
+          <w:tcPr>
+            <w:tcW w:type="dxa" w:w="2721"/>
+            <w:vAlign w:val="center"/>
+          </w:tcPr>
+          <w:p>
+            <w:pPr>
+              <w:spacing w:after="20" w:line="252" w:lineRule="auto"/>
+            </w:pPr>
+            <w:r>
+              <w:rPr>
+                <w:sz w:val="18"/>
+              </w:rPr>
+              <w:t>Time with your team</w:t>
+            </w:r>
+          </w:p>
+        </w:tc>
+        <w:tc>
+          <w:tcPr>
+            <w:tcW w:type="dxa" w:w="2041"/>
+            <w:vAlign w:val="center"/>
+          </w:tcPr>
+          <w:p>
+            <w:pPr>
+              <w:spacing w:after="20" w:line="252" w:lineRule="auto"/>
+            </w:pPr>
+            <w:r>
+              <w:rPr>
+                <w:sz w:val="18"/>
+              </w:rPr>
+              <w:t>Live</w:t>
             </w:r>
           </w:p>
         </w:tc>
@@ -4398,22 +4584,7 @@
               <w:rPr>
                 <w:sz w:val="18"/>
               </w:rPr>
-              <w:t xml:space="preserve">Brand kit, pitch deck and proposal templates (white-label versions </w:t>
-            </w:r>
-            <w:r>
-              <w:rPr>
-                <w:b/>
-                <w:color w:val="20242B"/>
-                <w:sz w:val="18"/>
-                <w:shd w:val="clear" w:color="auto" w:fill="FFF1A8"/>
-              </w:rPr>
-              <w:t>[[TBC]]</w:t>
-            </w:r>
-            <w:r>
-              <w:rPr>
-                <w:sz w:val="18"/>
-              </w:rPr>
-              <w:t>)</w:t>
+              <w:t>Pitch deck and proposal templates</w:t>
             </w:r>
           </w:p>
         </w:tc>
@@ -4447,12 +4618,9 @@
             </w:pPr>
             <w:r>
               <w:rPr>
-                <w:b/>
-                <w:color w:val="20242B"/>
                 <w:sz w:val="18"/>
-                <w:shd w:val="clear" w:color="auto" w:fill="FFF1A8"/>
               </w:rPr>
-              <w:t>[[TBC]]</w:t>
+              <w:t>Live</w:t>
             </w:r>
           </w:p>
         </w:tc>
@@ -4531,260 +4699,6 @@
           </w:p>
         </w:tc>
       </w:tr>
-      <w:tr>
-        <w:trPr>
-          <w:cantSplit/>
-        </w:trPr>
-        <w:tc>
-          <w:tcPr>
-            <w:tcW w:type="dxa" w:w="2041"/>
-            <w:shd w:val="clear" w:color="auto" w:fill="FAFAFB"/>
-            <w:vAlign w:val="center"/>
-          </w:tcPr>
-          <w:p>
-            <w:pPr>
-              <w:spacing w:after="20" w:line="252" w:lineRule="auto"/>
-            </w:pPr>
-            <w:r>
-              <w:rPr>
-                <w:b/>
-                <w:sz w:val="18"/>
-              </w:rPr>
-              <w:t>Webinar or workshop</w:t>
-            </w:r>
-          </w:p>
-        </w:tc>
-        <w:tc>
-          <w:tcPr>
-            <w:tcW w:type="dxa" w:w="2835"/>
-            <w:shd w:val="clear" w:color="auto" w:fill="FAFAFB"/>
-            <w:vAlign w:val="center"/>
-          </w:tcPr>
-          <w:p>
-            <w:pPr>
-              <w:spacing w:after="20" w:line="252" w:lineRule="auto"/>
-            </w:pPr>
-            <w:r>
-              <w:rPr>
-                <w:sz w:val="18"/>
-              </w:rPr>
-              <w:t>Speaker and demo</w:t>
-            </w:r>
-          </w:p>
-        </w:tc>
-        <w:tc>
-          <w:tcPr>
-            <w:tcW w:type="dxa" w:w="2721"/>
-            <w:shd w:val="clear" w:color="auto" w:fill="FAFAFB"/>
-            <w:vAlign w:val="center"/>
-          </w:tcPr>
-          <w:p>
-            <w:pPr>
-              <w:spacing w:after="20" w:line="252" w:lineRule="auto"/>
-            </w:pPr>
-            <w:r>
-              <w:rPr>
-                <w:sz w:val="18"/>
-              </w:rPr>
-              <w:t>Audience and venue</w:t>
-            </w:r>
-          </w:p>
-        </w:tc>
-        <w:tc>
-          <w:tcPr>
-            <w:tcW w:type="dxa" w:w="2041"/>
-            <w:shd w:val="clear" w:color="auto" w:fill="FAFAFB"/>
-            <w:vAlign w:val="center"/>
-          </w:tcPr>
-          <w:p>
-            <w:pPr>
-              <w:spacing w:after="20" w:line="252" w:lineRule="auto"/>
-            </w:pPr>
-            <w:r>
-              <w:rPr>
-                <w:b/>
-                <w:color w:val="20242B"/>
-                <w:sz w:val="18"/>
-                <w:shd w:val="clear" w:color="auto" w:fill="FFF1A8"/>
-              </w:rPr>
-              <w:t>[[TBC]]</w:t>
-            </w:r>
-          </w:p>
-        </w:tc>
-      </w:tr>
-      <w:tr>
-        <w:trPr>
-          <w:cantSplit/>
-        </w:trPr>
-        <w:tc>
-          <w:tcPr>
-            <w:tcW w:type="dxa" w:w="2041"/>
-            <w:vAlign w:val="center"/>
-          </w:tcPr>
-          <w:p>
-            <w:pPr>
-              <w:spacing w:after="20" w:line="252" w:lineRule="auto"/>
-            </w:pPr>
-            <w:r>
-              <w:rPr>
-                <w:b/>
-                <w:sz w:val="18"/>
-              </w:rPr>
-              <w:t>Referral leads</w:t>
-            </w:r>
-          </w:p>
-        </w:tc>
-        <w:tc>
-          <w:tcPr>
-            <w:tcW w:type="dxa" w:w="2835"/>
-            <w:vAlign w:val="center"/>
-          </w:tcPr>
-          <w:p>
-            <w:pPr>
-              <w:spacing w:after="20" w:line="252" w:lineRule="auto"/>
-            </w:pPr>
-            <w:r>
-              <w:rPr>
-                <w:sz w:val="18"/>
-              </w:rPr>
-              <w:t>Leads that need an agency</w:t>
-            </w:r>
-          </w:p>
-        </w:tc>
-        <w:tc>
-          <w:tcPr>
-            <w:tcW w:type="dxa" w:w="2721"/>
-            <w:vAlign w:val="center"/>
-          </w:tcPr>
-          <w:p>
-            <w:pPr>
-              <w:spacing w:after="20" w:line="252" w:lineRule="auto"/>
-            </w:pPr>
-            <w:r>
-              <w:rPr>
-                <w:sz w:val="18"/>
-              </w:rPr>
-              <w:t xml:space="preserve">Follow-up within </w:t>
-            </w:r>
-            <w:r>
-              <w:rPr>
-                <w:b/>
-                <w:color w:val="20242B"/>
-                <w:sz w:val="18"/>
-                <w:shd w:val="clear" w:color="auto" w:fill="FFF1A8"/>
-              </w:rPr>
-              <w:t>[[N]]</w:t>
-            </w:r>
-            <w:r>
-              <w:rPr>
-                <w:sz w:val="18"/>
-              </w:rPr>
-              <w:t xml:space="preserve"> days</w:t>
-            </w:r>
-          </w:p>
-        </w:tc>
-        <w:tc>
-          <w:tcPr>
-            <w:tcW w:type="dxa" w:w="2041"/>
-            <w:vAlign w:val="center"/>
-          </w:tcPr>
-          <w:p>
-            <w:pPr>
-              <w:spacing w:after="20" w:line="252" w:lineRule="auto"/>
-            </w:pPr>
-            <w:r>
-              <w:rPr>
-                <w:b/>
-                <w:color w:val="20242B"/>
-                <w:sz w:val="18"/>
-                <w:shd w:val="clear" w:color="auto" w:fill="FFF1A8"/>
-              </w:rPr>
-              <w:t>[[FOUNDER DECISION]]</w:t>
-            </w:r>
-          </w:p>
-        </w:tc>
-      </w:tr>
-      <w:tr>
-        <w:trPr>
-          <w:cantSplit/>
-        </w:trPr>
-        <w:tc>
-          <w:tcPr>
-            <w:tcW w:type="dxa" w:w="2041"/>
-            <w:shd w:val="clear" w:color="auto" w:fill="FAFAFB"/>
-            <w:vAlign w:val="center"/>
-          </w:tcPr>
-          <w:p>
-            <w:pPr>
-              <w:spacing w:after="20" w:line="252" w:lineRule="auto"/>
-            </w:pPr>
-            <w:r>
-              <w:rPr>
-                <w:b/>
-                <w:sz w:val="18"/>
-              </w:rPr>
-              <w:t>Launch announcement</w:t>
-            </w:r>
-          </w:p>
-        </w:tc>
-        <w:tc>
-          <w:tcPr>
-            <w:tcW w:type="dxa" w:w="2835"/>
-            <w:shd w:val="clear" w:color="auto" w:fill="FAFAFB"/>
-            <w:vAlign w:val="center"/>
-          </w:tcPr>
-          <w:p>
-            <w:pPr>
-              <w:spacing w:after="20" w:line="252" w:lineRule="auto"/>
-            </w:pPr>
-            <w:r>
-              <w:rPr>
-                <w:sz w:val="18"/>
-              </w:rPr>
-              <w:t>Social post and newsletter mention</w:t>
-            </w:r>
-          </w:p>
-        </w:tc>
-        <w:tc>
-          <w:tcPr>
-            <w:tcW w:type="dxa" w:w="2721"/>
-            <w:shd w:val="clear" w:color="auto" w:fill="FAFAFB"/>
-            <w:vAlign w:val="center"/>
-          </w:tcPr>
-          <w:p>
-            <w:pPr>
-              <w:spacing w:after="20" w:line="252" w:lineRule="auto"/>
-            </w:pPr>
-            <w:r>
-              <w:rPr>
-                <w:sz w:val="18"/>
-              </w:rPr>
-              <w:t>Joint post</w:t>
-            </w:r>
-          </w:p>
-        </w:tc>
-        <w:tc>
-          <w:tcPr>
-            <w:tcW w:type="dxa" w:w="2041"/>
-            <w:shd w:val="clear" w:color="auto" w:fill="FAFAFB"/>
-            <w:vAlign w:val="center"/>
-          </w:tcPr>
-          <w:p>
-            <w:pPr>
-              <w:spacing w:after="20" w:line="252" w:lineRule="auto"/>
-            </w:pPr>
-            <w:r>
-              <w:rPr>
-                <w:b/>
-                <w:color w:val="20242B"/>
-                <w:sz w:val="18"/>
-                <w:shd w:val="clear" w:color="auto" w:fill="FFF1A8"/>
-              </w:rPr>
-              <w:t>[[TBC]]</w:t>
-            </w:r>
-          </w:p>
-        </w:tc>
-      </w:tr>
     </w:tbl>
     <w:p>
       <w:pPr>
@@ -4797,13 +4711,13 @@
       </w:pPr>
       <w:r>
         <w:rPr/>
-        <w:t>7. Referral commission</w:t>
+        <w:t>7. Partner programme and commission</w:t>
       </w:r>
     </w:p>
     <w:p>
       <w:r>
         <w:rPr/>
-        <w:t>Some businesses a partner introduces may prefer their own Starter, Growth or Scale subscription instead of a sub-account. For those referrals:</w:t>
+        <w:t>Some businesses a partner introduces may prefer their own FluxMuse subscription instead of a sub-account. They sign up through the partner's ?ref= link, and the partner earns commission at their level:</w:t>
       </w:r>
     </w:p>
     <w:tbl>
@@ -4826,11 +4740,13 @@
           <w:right w:w="100" w:type="dxa"/>
         </w:tblCellMar>
         <w:tblLook w:firstColumn="1" w:firstRow="1" w:lastColumn="0" w:lastRow="0" w:noHBand="0" w:noVBand="1" w:val="04A0"/>
-        <w:tblCaption w:val="Referral commission terms"/>
+        <w:tblCaption w:val="Partner levels"/>
       </w:tblPr>
       <w:tblGrid>
-        <w:gridCol w:w="2834"/>
-        <w:gridCol w:w="6803"/>
+        <w:gridCol w:w="2040"/>
+        <w:gridCol w:w="4195"/>
+        <w:gridCol w:w="1587"/>
+        <w:gridCol w:w="1814"/>
       </w:tblGrid>
       <w:tr>
         <w:trPr>
@@ -4839,7 +4755,7 @@
         </w:trPr>
         <w:tc>
           <w:tcPr>
-            <w:tcW w:type="dxa" w:w="2835"/>
+            <w:tcW w:type="dxa" w:w="2041"/>
             <w:shd w:val="clear" w:color="auto" w:fill="FF6A00"/>
             <w:vAlign w:val="center"/>
           </w:tcPr>
@@ -4855,13 +4771,13 @@
                 <w:color w:val="20242B"/>
                 <w:sz w:val="19"/>
               </w:rPr>
-              <w:t>Item</w:t>
+              <w:t>Level</w:t>
             </w:r>
           </w:p>
         </w:tc>
         <w:tc>
           <w:tcPr>
-            <w:tcW w:type="dxa" w:w="6803"/>
+            <w:tcW w:type="dxa" w:w="4195"/>
             <w:shd w:val="clear" w:color="auto" w:fill="FF6A00"/>
             <w:vAlign w:val="center"/>
           </w:tcPr>
@@ -4877,7 +4793,53 @@
                 <w:color w:val="20242B"/>
                 <w:sz w:val="19"/>
               </w:rPr>
-              <w:t>Position</w:t>
+              <w:t>Reached by</w:t>
+            </w:r>
+          </w:p>
+        </w:tc>
+        <w:tc>
+          <w:tcPr>
+            <w:tcW w:type="dxa" w:w="1587"/>
+            <w:shd w:val="clear" w:color="auto" w:fill="FF6A00"/>
+            <w:vAlign w:val="center"/>
+          </w:tcPr>
+          <w:p>
+            <w:pPr>
+              <w:keepNext/>
+              <w:spacing w:after="20" w:line="252" w:lineRule="auto"/>
+              <w:jc w:val="center"/>
+            </w:pPr>
+            <w:r>
+              <w:rPr>
+                <w:rFonts w:ascii="Poppins" w:hAnsi="Poppins" w:cs="Poppins" w:eastAsia="Poppins"/>
+                <w:b/>
+                <w:color w:val="20242B"/>
+                <w:sz w:val="19"/>
+              </w:rPr>
+              <w:t>Commission</w:t>
+            </w:r>
+          </w:p>
+        </w:tc>
+        <w:tc>
+          <w:tcPr>
+            <w:tcW w:type="dxa" w:w="1814"/>
+            <w:shd w:val="clear" w:color="auto" w:fill="FF6A00"/>
+            <w:vAlign w:val="center"/>
+          </w:tcPr>
+          <w:p>
+            <w:pPr>
+              <w:keepNext/>
+              <w:spacing w:after="20" w:line="252" w:lineRule="auto"/>
+              <w:jc w:val="center"/>
+            </w:pPr>
+            <w:r>
+              <w:rPr>
+                <w:rFonts w:ascii="Poppins" w:hAnsi="Poppins" w:cs="Poppins" w:eastAsia="Poppins"/>
+                <w:b/>
+                <w:color w:val="20242B"/>
+                <w:sz w:val="19"/>
+              </w:rPr>
+              <w:t>Off your own plan</w:t>
             </w:r>
           </w:p>
         </w:tc>
@@ -4888,7 +4850,7 @@
         </w:trPr>
         <w:tc>
           <w:tcPr>
-            <w:tcW w:type="dxa" w:w="2835"/>
+            <w:tcW w:type="dxa" w:w="2041"/>
             <w:vAlign w:val="center"/>
           </w:tcPr>
           <w:p>
@@ -4900,13 +4862,13 @@
                 <w:b/>
                 <w:sz w:val="19"/>
               </w:rPr>
-              <w:t>Commission rate</w:t>
+              <w:t>Registered Partner</w:t>
             </w:r>
           </w:p>
         </w:tc>
         <w:tc>
           <w:tcPr>
-            <w:tcW w:type="dxa" w:w="6803"/>
+            <w:tcW w:type="dxa" w:w="4195"/>
             <w:vAlign w:val="center"/>
           </w:tcPr>
           <w:p>
@@ -4915,12 +4877,45 @@
             </w:pPr>
             <w:r>
               <w:rPr>
-                <w:b/>
-                <w:color w:val="20242B"/>
                 <w:sz w:val="19"/>
-                <w:shd w:val="clear" w:color="auto" w:fill="FFF1A8"/>
               </w:rPr>
-              <w:t>[[FOUNDER DECISION: referral commission %]]</w:t>
+              <w:t>Our team enables you</w:t>
+            </w:r>
+          </w:p>
+        </w:tc>
+        <w:tc>
+          <w:tcPr>
+            <w:tcW w:type="dxa" w:w="1587"/>
+            <w:vAlign w:val="center"/>
+          </w:tcPr>
+          <w:p>
+            <w:pPr>
+              <w:spacing w:after="20" w:line="252" w:lineRule="auto"/>
+              <w:jc w:val="center"/>
+            </w:pPr>
+            <w:r>
+              <w:rPr>
+                <w:sz w:val="19"/>
+              </w:rPr>
+              <w:t>15%</w:t>
+            </w:r>
+          </w:p>
+        </w:tc>
+        <w:tc>
+          <w:tcPr>
+            <w:tcW w:type="dxa" w:w="1814"/>
+            <w:vAlign w:val="center"/>
+          </w:tcPr>
+          <w:p>
+            <w:pPr>
+              <w:spacing w:after="20" w:line="252" w:lineRule="auto"/>
+              <w:jc w:val="center"/>
+            </w:pPr>
+            <w:r>
+              <w:rPr>
+                <w:sz w:val="19"/>
+              </w:rPr>
+              <w:t>10%</w:t>
             </w:r>
           </w:p>
         </w:tc>
@@ -4931,7 +4926,7 @@
         </w:trPr>
         <w:tc>
           <w:tcPr>
-            <w:tcW w:type="dxa" w:w="2835"/>
+            <w:tcW w:type="dxa" w:w="2041"/>
             <w:shd w:val="clear" w:color="auto" w:fill="FAFAFB"/>
             <w:vAlign w:val="center"/>
           </w:tcPr>
@@ -4944,13 +4939,13 @@
                 <w:b/>
                 <w:sz w:val="19"/>
               </w:rPr>
-              <w:t>Basis and duration</w:t>
+              <w:t>Silver Partner</w:t>
             </w:r>
           </w:p>
         </w:tc>
         <w:tc>
           <w:tcPr>
-            <w:tcW w:type="dxa" w:w="6803"/>
+            <w:tcW w:type="dxa" w:w="4195"/>
             <w:shd w:val="clear" w:color="auto" w:fill="FAFAFB"/>
             <w:vAlign w:val="center"/>
           </w:tcPr>
@@ -4960,12 +4955,47 @@
             </w:pPr>
             <w:r>
               <w:rPr>
-                <w:b/>
-                <w:color w:val="20242B"/>
                 <w:sz w:val="19"/>
-                <w:shd w:val="clear" w:color="auto" w:fill="FFF1A8"/>
               </w:rPr>
-              <w:t>[[FOUNDER DECISION: e.g. first-year subscription fees]]</w:t>
+              <w:t>5 paying customers or R5,000/month billed to them</w:t>
+            </w:r>
+          </w:p>
+        </w:tc>
+        <w:tc>
+          <w:tcPr>
+            <w:tcW w:type="dxa" w:w="1587"/>
+            <w:shd w:val="clear" w:color="auto" w:fill="FAFAFB"/>
+            <w:vAlign w:val="center"/>
+          </w:tcPr>
+          <w:p>
+            <w:pPr>
+              <w:spacing w:after="20" w:line="252" w:lineRule="auto"/>
+              <w:jc w:val="center"/>
+            </w:pPr>
+            <w:r>
+              <w:rPr>
+                <w:sz w:val="19"/>
+              </w:rPr>
+              <w:t>20%</w:t>
+            </w:r>
+          </w:p>
+        </w:tc>
+        <w:tc>
+          <w:tcPr>
+            <w:tcW w:type="dxa" w:w="1814"/>
+            <w:shd w:val="clear" w:color="auto" w:fill="FAFAFB"/>
+            <w:vAlign w:val="center"/>
+          </w:tcPr>
+          <w:p>
+            <w:pPr>
+              <w:spacing w:after="20" w:line="252" w:lineRule="auto"/>
+              <w:jc w:val="center"/>
+            </w:pPr>
+            <w:r>
+              <w:rPr>
+                <w:sz w:val="19"/>
+              </w:rPr>
+              <w:t>20%</w:t>
             </w:r>
           </w:p>
         </w:tc>
@@ -4976,7 +5006,7 @@
         </w:trPr>
         <w:tc>
           <w:tcPr>
-            <w:tcW w:type="dxa" w:w="2835"/>
+            <w:tcW w:type="dxa" w:w="2041"/>
             <w:vAlign w:val="center"/>
           </w:tcPr>
           <w:p>
@@ -4988,58 +5018,13 @@
                 <w:b/>
                 <w:sz w:val="19"/>
               </w:rPr>
-              <w:t>Payout timing and method</w:t>
+              <w:t>Gold Partner</w:t>
             </w:r>
           </w:p>
         </w:tc>
         <w:tc>
           <w:tcPr>
-            <w:tcW w:type="dxa" w:w="6803"/>
-            <w:vAlign w:val="center"/>
-          </w:tcPr>
-          <w:p>
-            <w:pPr>
-              <w:spacing w:after="20" w:line="252" w:lineRule="auto"/>
-            </w:pPr>
-            <w:r>
-              <w:rPr>
-                <w:b/>
-                <w:color w:val="20242B"/>
-                <w:sz w:val="19"/>
-                <w:shd w:val="clear" w:color="auto" w:fill="FFF1A8"/>
-              </w:rPr>
-              <w:t>[[FOUNDER DECISION]]</w:t>
-            </w:r>
-          </w:p>
-        </w:tc>
-      </w:tr>
-      <w:tr>
-        <w:trPr>
-          <w:cantSplit/>
-        </w:trPr>
-        <w:tc>
-          <w:tcPr>
-            <w:tcW w:type="dxa" w:w="2835"/>
-            <w:shd w:val="clear" w:color="auto" w:fill="FAFAFB"/>
-            <w:vAlign w:val="center"/>
-          </w:tcPr>
-          <w:p>
-            <w:pPr>
-              <w:spacing w:after="20" w:line="252" w:lineRule="auto"/>
-            </w:pPr>
-            <w:r>
-              <w:rPr>
-                <w:b/>
-                <w:sz w:val="19"/>
-              </w:rPr>
-              <w:t>Tracking</w:t>
-            </w:r>
-          </w:p>
-        </w:tc>
-        <w:tc>
-          <w:tcPr>
-            <w:tcW w:type="dxa" w:w="6803"/>
-            <w:shd w:val="clear" w:color="auto" w:fill="FAFAFB"/>
+            <w:tcW w:type="dxa" w:w="4195"/>
             <w:vAlign w:val="center"/>
           </w:tcPr>
           <w:p>
@@ -5050,16 +5035,43 @@
               <w:rPr>
                 <w:sz w:val="19"/>
               </w:rPr>
-              <w:t xml:space="preserve">Referral tracking is on the roadmap; interim tracking: </w:t>
+              <w:t>15 paying customers or R15,000/month billed to them</w:t>
             </w:r>
+          </w:p>
+        </w:tc>
+        <w:tc>
+          <w:tcPr>
+            <w:tcW w:type="dxa" w:w="1587"/>
+            <w:vAlign w:val="center"/>
+          </w:tcPr>
+          <w:p>
+            <w:pPr>
+              <w:spacing w:after="20" w:line="252" w:lineRule="auto"/>
+              <w:jc w:val="center"/>
+            </w:pPr>
             <w:r>
               <w:rPr>
-                <w:b/>
-                <w:color w:val="20242B"/>
                 <w:sz w:val="19"/>
-                <w:shd w:val="clear" w:color="auto" w:fill="FFF1A8"/>
               </w:rPr>
-              <w:t>[[TBC]]</w:t>
+              <w:t>25%</w:t>
+            </w:r>
+          </w:p>
+        </w:tc>
+        <w:tc>
+          <w:tcPr>
+            <w:tcW w:type="dxa" w:w="1814"/>
+            <w:vAlign w:val="center"/>
+          </w:tcPr>
+          <w:p>
+            <w:pPr>
+              <w:spacing w:after="20" w:line="252" w:lineRule="auto"/>
+              <w:jc w:val="center"/>
+            </w:pPr>
+            <w:r>
+              <w:rPr>
+                <w:sz w:val="19"/>
+              </w:rPr>
+              <w:t>30%</w:t>
             </w:r>
           </w:p>
         </w:tc>
@@ -5071,11 +5083,39 @@
       </w:pPr>
     </w:p>
     <w:p>
+      <w:pPr>
+        <w:pStyle w:val="ListBullet"/>
+      </w:pPr>
       <w:r>
-        <w:rPr>
-          <w:sz w:val="19"/>
-        </w:rPr>
-        <w:t>Referral commission is separate from wholesale pricing and isn't a discount on the partner's own plan.</w:t>
+        <w:rPr/>
+        <w:t>Commission is on the subscription fees your customers actually pay (after any discount) in their first 12 months. It isn't paid on SMS, WhatsApp or AI credit top-ups, or on Custom plans.</w:t>
+      </w:r>
+    </w:p>
+    <w:p>
+      <w:pPr>
+        <w:pStyle w:val="ListBullet"/>
+      </w:pPr>
+      <w:r>
+        <w:rPr/>
+        <w:t>Commission is held for 30 days, then paid monthly by EFT once it reaches R500.</w:t>
+      </w:r>
+    </w:p>
+    <w:p>
+      <w:pPr>
+        <w:pStyle w:val="ListBullet"/>
+      </w:pPr>
+      <w:r>
+        <w:rPr/>
+        <w:t>Partners can't add discounts for customers. Your own plan gets the better of a running offer or your level discount, not both. Gold on Agency comes to R6,999, the same as partner wholesale.</w:t>
+      </w:r>
+    </w:p>
+    <w:p>
+      <w:pPr>
+        <w:pStyle w:val="ListBullet"/>
+      </w:pPr>
+      <w:r>
+        <w:rPr/>
+        <w:t>Your partner portal shows your share link and QR code, customers, revenue, commission and payouts.</w:t>
       </w:r>
     </w:p>
     <w:p>
@@ -5084,15 +5124,7 @@
       </w:pPr>
       <w:r>
         <w:rPr/>
-        <w:t xml:space="preserve">8. Partner obligations </w:t>
-      </w:r>
-      <w:r>
-        <w:rPr>
-          <w:b/>
-          <w:color w:val="20242B"/>
-          <w:shd w:val="clear" w:color="auto" w:fill="FFF1A8"/>
-        </w:rPr>
-        <w:t>[[TBC]]</w:t>
+        <w:t>8. What partners commit to</w:t>
       </w:r>
     </w:p>
     <w:tbl>
@@ -5115,7 +5147,7 @@
           <w:right w:w="100" w:type="dxa"/>
         </w:tblCellMar>
         <w:tblLook w:firstColumn="1" w:firstRow="1" w:lastColumn="0" w:lastRow="0" w:noHBand="0" w:noVBand="1" w:val="04A0"/>
-        <w:tblCaption w:val="Partner obligations"/>
+        <w:tblCaption w:val="Partner commitments"/>
       </w:tblPr>
       <w:tblGrid>
         <w:gridCol w:w="2607"/>
@@ -5144,7 +5176,7 @@
                 <w:color w:val="20242B"/>
                 <w:sz w:val="19"/>
               </w:rPr>
-              <w:t>Obligation</w:t>
+              <w:t>Commitment</w:t>
             </w:r>
           </w:p>
         </w:tc>
@@ -5189,7 +5221,7 @@
                 <w:b/>
                 <w:sz w:val="19"/>
               </w:rPr>
-              <w:t>Minimum commitment</w:t>
+              <w:t>Honest selling</w:t>
             </w:r>
           </w:p>
         </w:tc>
@@ -5204,12 +5236,9 @@
             </w:pPr>
             <w:r>
               <w:rPr>
-                <w:b/>
-                <w:color w:val="20242B"/>
                 <w:sz w:val="19"/>
-                <w:shd w:val="clear" w:color="auto" w:fill="FFF1A8"/>
               </w:rPr>
-              <w:t>[[TBC: e.g. minimum active client sub-accounts after 90 days]]</w:t>
+              <w:t>Sell within FluxMuse's claims rules: no trials, no invented customer numbers, ratings, testimonials or results, and no payment provider names</w:t>
             </w:r>
           </w:p>
         </w:tc>
@@ -5233,7 +5262,7 @@
                 <w:b/>
                 <w:sz w:val="19"/>
               </w:rPr>
-              <w:t>First-line client support</w:t>
+              <w:t>Consent-first prospecting</w:t>
             </w:r>
           </w:p>
         </w:tc>
@@ -5249,12 +5278,9 @@
             </w:pPr>
             <w:r>
               <w:rPr>
-                <w:b/>
-                <w:color w:val="20242B"/>
                 <w:sz w:val="19"/>
-                <w:shd w:val="clear" w:color="auto" w:fill="FFF1A8"/>
               </w:rPr>
-              <w:t>[[TBC]]</w:t>
+              <w:t>POPIA-compliant prospecting: contact people with consent, honour opt-outs, no bulk unsolicited messages</w:t>
             </w:r>
           </w:p>
         </w:tc>
@@ -5277,7 +5303,7 @@
                 <w:b/>
                 <w:sz w:val="19"/>
               </w:rPr>
-              <w:t>Training</w:t>
+              <w:t>Messaging compliance</w:t>
             </w:r>
           </w:p>
         </w:tc>
@@ -5294,16 +5320,7 @@
               <w:rPr>
                 <w:sz w:val="19"/>
               </w:rPr>
-              <w:t xml:space="preserve">Complete onboarding training within 30 days </w:t>
-            </w:r>
-            <w:r>
-              <w:rPr>
-                <w:b/>
-                <w:color w:val="20242B"/>
-                <w:sz w:val="19"/>
-                <w:shd w:val="clear" w:color="auto" w:fill="FFF1A8"/>
-              </w:rPr>
-              <w:t>[[TBC]]</w:t>
+              <w:t>Follow POPIA and Meta WhatsApp Business policies: approved templates, opted-in contacts, opt-outs honoured</w:t>
             </w:r>
           </w:p>
         </w:tc>
@@ -5327,7 +5344,7 @@
                 <w:b/>
                 <w:sz w:val="19"/>
               </w:rPr>
-              <w:t>Messaging compliance</w:t>
+              <w:t>Data protection</w:t>
             </w:r>
           </w:p>
         </w:tc>
@@ -5335,46 +5352,6 @@
           <w:tcPr>
             <w:tcW w:type="dxa" w:w="7030"/>
             <w:shd w:val="clear" w:color="auto" w:fill="FAFAFB"/>
-            <w:vAlign w:val="center"/>
-          </w:tcPr>
-          <w:p>
-            <w:pPr>
-              <w:spacing w:after="20" w:line="252" w:lineRule="auto"/>
-            </w:pPr>
-            <w:r>
-              <w:rPr>
-                <w:sz w:val="19"/>
-              </w:rPr>
-              <w:t>Follow POPIA and Meta WhatsApp Business policies: approved templates, opted-in contacts, opt-outs honoured</w:t>
-            </w:r>
-          </w:p>
-        </w:tc>
-      </w:tr>
-      <w:tr>
-        <w:trPr>
-          <w:cantSplit/>
-        </w:trPr>
-        <w:tc>
-          <w:tcPr>
-            <w:tcW w:type="dxa" w:w="2608"/>
-            <w:vAlign w:val="center"/>
-          </w:tcPr>
-          <w:p>
-            <w:pPr>
-              <w:spacing w:after="20" w:line="252" w:lineRule="auto"/>
-            </w:pPr>
-            <w:r>
-              <w:rPr>
-                <w:b/>
-                <w:sz w:val="19"/>
-              </w:rPr>
-              <w:t>Data protection</w:t>
-            </w:r>
-          </w:p>
-        </w:tc>
-        <w:tc>
-          <w:tcPr>
-            <w:tcW w:type="dxa" w:w="7030"/>
             <w:vAlign w:val="center"/>
           </w:tcPr>
           <w:p>
@@ -5406,7 +5383,6 @@
         <w:tc>
           <w:tcPr>
             <w:tcW w:type="dxa" w:w="2608"/>
-            <w:shd w:val="clear" w:color="auto" w:fill="FAFAFB"/>
             <w:vAlign w:val="center"/>
           </w:tcPr>
           <w:p>
@@ -5418,48 +5394,7 @@
                 <w:b/>
                 <w:sz w:val="19"/>
               </w:rPr>
-              <w:t>Claims</w:t>
-            </w:r>
-          </w:p>
-        </w:tc>
-        <w:tc>
-          <w:tcPr>
-            <w:tcW w:type="dxa" w:w="7030"/>
-            <w:shd w:val="clear" w:color="auto" w:fill="FAFAFB"/>
-            <w:vAlign w:val="center"/>
-          </w:tcPr>
-          <w:p>
-            <w:pPr>
-              <w:spacing w:after="20" w:line="252" w:lineRule="auto"/>
-            </w:pPr>
-            <w:r>
-              <w:rPr>
-                <w:sz w:val="19"/>
-              </w:rPr>
-              <w:t>Only use approved FluxMuse facts: no invented customer numbers, ratings, testimonials or results</w:t>
-            </w:r>
-          </w:p>
-        </w:tc>
-      </w:tr>
-      <w:tr>
-        <w:trPr>
-          <w:cantSplit/>
-        </w:trPr>
-        <w:tc>
-          <w:tcPr>
-            <w:tcW w:type="dxa" w:w="2608"/>
-            <w:vAlign w:val="center"/>
-          </w:tcPr>
-          <w:p>
-            <w:pPr>
-              <w:spacing w:after="20" w:line="252" w:lineRule="auto"/>
-            </w:pPr>
-            <w:r>
-              <w:rPr>
-                <w:b/>
-                <w:sz w:val="19"/>
-              </w:rPr>
-              <w:t>Payment</w:t>
+              <w:t>Bank details</w:t>
             </w:r>
           </w:p>
         </w:tc>
@@ -5476,16 +5411,7 @@
               <w:rPr>
                 <w:sz w:val="19"/>
               </w:rPr>
-              <w:t xml:space="preserve">Wholesale fees paid in advance </w:t>
-            </w:r>
-            <w:r>
-              <w:rPr>
-                <w:b/>
-                <w:color w:val="20242B"/>
-                <w:sz w:val="19"/>
-                <w:shd w:val="clear" w:color="auto" w:fill="FFF1A8"/>
-              </w:rPr>
-              <w:t>[[TBC]]</w:t>
+              <w:t>Keep your bank details current in the partner portal so commission payouts reach you</w:t>
             </w:r>
           </w:p>
         </w:tc>
@@ -5509,7 +5435,7 @@
                 <w:b/>
                 <w:sz w:val="19"/>
               </w:rPr>
-              <w:t>Reporting to FluxMuse</w:t>
+              <w:t>Payment</w:t>
             </w:r>
           </w:p>
         </w:tc>
@@ -5525,12 +5451,9 @@
             </w:pPr>
             <w:r>
               <w:rPr>
-                <w:b/>
-                <w:color w:val="20242B"/>
                 <w:sz w:val="19"/>
-                <w:shd w:val="clear" w:color="auto" w:fill="FFF1A8"/>
               </w:rPr>
-              <w:t>[[TBC: e.g. quarterly partner review]]</w:t>
+              <w:t>Wholesale fees are paid in advance, like every FluxMuse plan</w:t>
             </w:r>
           </w:p>
         </w:tc>
@@ -5897,7 +5820,7 @@
       </w:r>
       <w:r>
         <w:rPr/>
-        <w:t xml:space="preserve"> Paystack is live in South Africa. Yoco and Ozow run FluxMuse's own subscription billing.</w:t>
+        <w:t xml:space="preserve"> FluxMuse subscriptions are paid by card or EFT in South Africa, via our payment partners.</w:t>
       </w:r>
     </w:p>
     <w:p>
@@ -6490,7 +6413,7 @@
                 <w:sz w:val="18"/>
                 <w:shd w:val="clear" w:color="auto" w:fill="FFF1A8"/>
               </w:rPr>
-              <w:t>[[PAYMENT METHOD: Paystack / Yoco / Ozow]]</w:t>
+              <w:t>[[PAYMENT METHOD: card / EFT]]</w:t>
             </w:r>
             <w:r>
               <w:rPr>
@@ -6981,7 +6904,7 @@
                 <w:b/>
                 <w:sz w:val="18"/>
               </w:rPr>
-              <w:t>Referral commission</w:t>
+              <w:t>Partner programme</w:t>
             </w:r>
           </w:p>
         </w:tc>
@@ -6997,18 +6920,9 @@
             </w:pPr>
             <w:r>
               <w:rPr>
-                <w:b/>
-                <w:color w:val="20242B"/>
-                <w:sz w:val="18"/>
-                <w:shd w:val="clear" w:color="auto" w:fill="FFF1A8"/>
-              </w:rPr>
-              <w:t>[[FOUNDER DECISION]]</w:t>
-            </w:r>
-            <w:r>
-              <w:rPr>
                 <w:sz w:val="18"/>
               </w:rPr>
-              <w:t xml:space="preserve"> then </w:t>
+              <w:t xml:space="preserve">Levels and commission as in section 7 </w:t>
             </w:r>
             <w:r>
               <w:rPr>
@@ -7340,51 +7254,7 @@
       <w:r>
         <w:rPr/>
         <w:tab/>
-        <w:t xml:space="preserve">Co-marketing activities: </w:t>
-      </w:r>
-      <w:r>
-        <w:rPr>
-          <w:b/>
-          <w:color w:val="20242B"/>
-          <w:shd w:val="clear" w:color="auto" w:fill="FFF1A8"/>
-        </w:rPr>
-        <w:t>[[LIST]]</w:t>
-      </w:r>
-    </w:p>
-    <w:p>
-      <w:pPr>
-        <w:keepNext/>
-        <w:tabs>
-          <w:tab w:pos="397" w:val="left"/>
-        </w:tabs>
-        <w:spacing w:after="60"/>
-        <w:ind w:left="397" w:hanging="397"/>
-      </w:pPr>
-      <w:sdt>
-        <w:sdtPr>
-          <w:rPr>
-            <w:rFonts w:ascii="MS Gothic" w:eastAsia="MS Gothic" w:hAnsi="MS Gothic" w:hint="eastAsia"/>
-          </w:rPr>
-          <w14:checkbox>
-            <w14:checked w14:val="0"/>
-            <w14:checkedState w14:val="2612" w14:font="MS Gothic"/>
-            <w14:uncheckedState w14:val="2610" w14:font="MS Gothic"/>
-          </w14:checkbox>
-        </w:sdtPr>
-        <w:sdtContent>
-          <w:r>
-            <w:rPr>
-              <w:rFonts w:ascii="MS Gothic" w:eastAsia="MS Gothic" w:hAnsi="MS Gothic" w:hint="eastAsia"/>
-              <w:color w:val="20242B"/>
-            </w:rPr>
-            <w:t>☐</w:t>
-          </w:r>
-        </w:sdtContent>
-      </w:sdt>
-      <w:r>
-        <w:rPr/>
-        <w:tab/>
-        <w:t>Referral programme (once commission terms are published)</w:t>
+        <w:t>Partner programme: start as a Registered Partner (15% commission, 10% off your own plan)</w:t>
       </w:r>
     </w:p>
     <w:p>
